--- a/docs/manuel-sourcing-expeditions-2026-08.docx
+++ b/docs/manuel-sourcing-expeditions-2026-08.docx
@@ -2,7 +2,7 @@
 <file path=word/document.xml><?xml version="1.0" encoding="utf-8"?>
 <w:document xmlns:w="http://schemas.openxmlformats.org/wordprocessingml/2006/main" xmlns:m="http://schemas.openxmlformats.org/officeDocument/2006/math" xmlns:r="http://schemas.openxmlformats.org/officeDocument/2006/relationships" xmlns:o="urn:schemas-microsoft-com:office:office" xmlns:v="urn:schemas-microsoft-com:vml" xmlns:w10="urn:schemas-microsoft-com:office:word" xmlns:a="http://schemas.openxmlformats.org/drawingml/2006/main" xmlns:pic="http://schemas.openxmlformats.org/drawingml/2006/picture" xmlns:wp="http://schemas.openxmlformats.org/drawingml/2006/wordprocessingDrawing">
   <w:body>
-    <w:bookmarkStart w:id="45" w:name="X9d07b1683951c7062d46ce32aa923f6e3cc28fe"/>
+    <w:bookmarkStart w:id="50" w:name="X9d07b1683951c7062d46ce32aa923f6e3cc28fe"/>
     <w:p>
       <w:pPr>
         <w:pStyle w:val="Heading1"/>
@@ -55,7 +55,7 @@
         <w:t xml:space="preserve"> </w:t>
       </w:r>
       <w:r>
-        <w:t xml:space="preserve">— un assistant cherche pour vous des offres achetables sur les marketplaces internationales, chez les distributeurs régionaux et les exportateurs, puis les classe par</w:t>
+        <w:t xml:space="preserve">— vous ouvrez un dossier par pièce à chercher, vous y saisissez chaque offre que vous relevez (le lien, le prix, le délai), et la plateforme les classe par</w:t>
       </w:r>
       <w:r>
         <w:t xml:space="preserve"> </w:t>
@@ -160,13 +160,13 @@
       </w:r>
     </w:p>
     <w:bookmarkEnd w:id="20"/>
-    <w:bookmarkStart w:id="21" w:name="lancer-une-recherche"/>
+    <w:bookmarkStart w:id="21" w:name="ouvrir-un-dossier"/>
     <w:p>
       <w:pPr>
         <w:pStyle w:val="Heading2"/>
       </w:pPr>
       <w:r>
-        <w:t xml:space="preserve">Lancer une recherche</w:t>
+        <w:t xml:space="preserve">Ouvrir un dossier</w:t>
       </w:r>
     </w:p>
     <w:p>
@@ -174,7 +174,7 @@
         <w:pStyle w:val="FirstParagraph"/>
       </w:pPr>
       <w:r>
-        <w:t xml:space="preserve">Une recherche part</w:t>
+        <w:t xml:space="preserve">Un dossier part</w:t>
       </w:r>
       <w:r>
         <w:t xml:space="preserve"> </w:t>
@@ -262,7 +262,7 @@
           <w:b/>
           <w:bCs/>
         </w:rPr>
-        <w:t xml:space="preserve">« Rechercher des offres »</w:t>
+        <w:t xml:space="preserve">« Ouvrir un dossier de sourcing »</w:t>
       </w:r>
       <w:r>
         <w:t xml:space="preserve">.</w:t>
@@ -273,7 +273,7 @@
         <w:pStyle w:val="FirstParagraph"/>
       </w:pPr>
       <w:r>
-        <w:t xml:space="preserve">C'est tout : la pièce, la référence OEM, le véhicule et la quantité sont repris automatiquement de la demande.</w:t>
+        <w:t xml:space="preserve">C'est tout : la pièce, la référence OEM, le véhicule et la quantité sont repris automatiquement de la demande, et vous arrivez directement sur le dossier, prêt à recevoir les offres.</w:t>
       </w:r>
     </w:p>
     <w:p>
@@ -281,20 +281,55 @@
         <w:pStyle w:val="BodyText"/>
       </w:pPr>
       <w:r>
-        <w:t xml:space="preserve">La recherche prend</w:t>
-      </w:r>
-      <w:r>
-        <w:t xml:space="preserve"> </w:t>
-      </w:r>
-      <w:r>
-        <w:rPr>
-          <w:b/>
-          <w:bCs/>
-        </w:rPr>
-        <w:t xml:space="preserve">30 à 90 secondes</w:t>
-      </w:r>
-      <w:r>
-        <w:t xml:space="preserve">. Elle tourne en arrière-plan : vous pouvez fermer la page, aller traiter une autre demande, revenir plus tard. Le bloc se rafraîchit tout seul et affiche la pastille d'état :</w:t>
+        <w:t xml:space="preserve">Rien ne tourne en arrière-plan, il n'y a rien à attendre. Vous pouvez ouvrir plusieurs dossiers sur une même demande si vous voulez comparer deux pièces différentes (par exemple une référence d'origine et son équivalent aftermarket).</w:t>
+      </w:r>
+    </w:p>
+    <w:bookmarkEnd w:id="21"/>
+    <w:bookmarkStart w:id="24" w:name="saisir-une-offre"/>
+    <w:p>
+      <w:pPr>
+        <w:pStyle w:val="Heading2"/>
+      </w:pPr>
+      <w:r>
+        <w:t xml:space="preserve">Saisir une offre</w:t>
+      </w:r>
+    </w:p>
+    <w:p>
+      <w:pPr>
+        <w:pStyle w:val="FirstParagraph"/>
+      </w:pPr>
+      <w:r>
+        <w:t xml:space="preserve">C'est le geste central du module. Vous avez trouvé une annonce — sur eBay, AliExpress, PartSouq, chez un exportateur de Dubaï, ou par un contact WhatsApp — vous la mettez dans le dossier.</w:t>
+      </w:r>
+    </w:p>
+    <w:p>
+      <w:pPr>
+        <w:pStyle w:val="BodyText"/>
+      </w:pPr>
+      <w:r>
+        <w:t xml:space="preserve">Sur la fiche du dossier, cliquez</w:t>
+      </w:r>
+      <w:r>
+        <w:t xml:space="preserve"> </w:t>
+      </w:r>
+      <w:r>
+        <w:rPr>
+          <w:b/>
+          <w:bCs/>
+        </w:rPr>
+        <w:t xml:space="preserve">« Ajouter une offre »</w:t>
+      </w:r>
+      <w:r>
+        <w:t xml:space="preserve">.</w:t>
+      </w:r>
+    </w:p>
+    <w:bookmarkStart w:id="22" w:name="les-champs-à-lécran"/>
+    <w:p>
+      <w:pPr>
+        <w:pStyle w:val="Heading3"/>
+      </w:pPr>
+      <w:r>
+        <w:t xml:space="preserve">Les champs à l'écran</w:t>
       </w:r>
     </w:p>
     <w:tbl>
@@ -318,18 +353,18 @@
               <w:pStyle w:val="Compact"/>
             </w:pPr>
             <w:r>
-              <w:t xml:space="preserve">Pastille</w:t>
-            </w:r>
-          </w:p>
-        </w:tc>
-        <w:tc>
-          <w:tcPr/>
-          <w:p>
-            <w:pPr>
-              <w:pStyle w:val="Compact"/>
-            </w:pPr>
-            <w:r>
-              <w:t xml:space="preserve">Signification</w:t>
+              <w:t xml:space="preserve">Champ</w:t>
+            </w:r>
+          </w:p>
+        </w:tc>
+        <w:tc>
+          <w:tcPr/>
+          <w:p>
+            <w:pPr>
+              <w:pStyle w:val="Compact"/>
+            </w:pPr>
+            <w:r>
+              <w:t xml:space="preserve">À remplir avec</w:t>
             </w:r>
           </w:p>
         </w:tc>
@@ -346,18 +381,28 @@
                 <w:b/>
                 <w:bCs/>
               </w:rPr>
-              <w:t xml:space="preserve">En attente</w:t>
-            </w:r>
-          </w:p>
-        </w:tc>
-        <w:tc>
-          <w:tcPr/>
-          <w:p>
-            <w:pPr>
-              <w:pStyle w:val="Compact"/>
-            </w:pPr>
-            <w:r>
-              <w:t xml:space="preserve">La recherche est dans la file, elle va démarrer</w:t>
+              <w:t xml:space="preserve">Fournisseur</w:t>
+            </w:r>
+            <w:r>
+              <w:t xml:space="preserve"> </w:t>
+            </w:r>
+            <w:r>
+              <w:rPr>
+                <w:i/>
+                <w:iCs/>
+              </w:rPr>
+              <w:t xml:space="preserve">(obligatoire)</w:t>
+            </w:r>
+          </w:p>
+        </w:tc>
+        <w:tc>
+          <w:tcPr/>
+          <w:p>
+            <w:pPr>
+              <w:pStyle w:val="Compact"/>
+            </w:pPr>
+            <w:r>
+              <w:t xml:space="preserve">Le nom du vendeur ou de la boutique. C'est le seul champ exigé.</w:t>
             </w:r>
           </w:p>
         </w:tc>
@@ -374,18 +419,18 @@
                 <w:b/>
                 <w:bCs/>
               </w:rPr>
-              <w:t xml:space="preserve">Recherche en cours</w:t>
-            </w:r>
-          </w:p>
-        </w:tc>
-        <w:tc>
-          <w:tcPr/>
-          <w:p>
-            <w:pPr>
-              <w:pStyle w:val="Compact"/>
-            </w:pPr>
-            <w:r>
-              <w:t xml:space="preserve">L'assistant explore les sites de vente</w:t>
+              <w:t xml:space="preserve">Lien de l'annonce</w:t>
+            </w:r>
+          </w:p>
+        </w:tc>
+        <w:tc>
+          <w:tcPr/>
+          <w:p>
+            <w:pPr>
+              <w:pStyle w:val="Compact"/>
+            </w:pPr>
+            <w:r>
+              <w:t xml:space="preserve">L'URL de la page. Collez-la : le site (« ebay.com ») est déduit automatiquement, et le lien reste cliquable pour toute l'équipe.</w:t>
             </w:r>
           </w:p>
         </w:tc>
@@ -402,46 +447,103 @@
                 <w:b/>
                 <w:bCs/>
               </w:rPr>
-              <w:t xml:space="preserve">Terminée</w:t>
-            </w:r>
-          </w:p>
-        </w:tc>
-        <w:tc>
-          <w:tcPr/>
-          <w:p>
-            <w:pPr>
-              <w:pStyle w:val="Compact"/>
-            </w:pPr>
-            <w:r>
-              <w:t xml:space="preserve">Les offres sont disponibles — cliquez pour les voir</w:t>
-            </w:r>
-          </w:p>
-        </w:tc>
-      </w:tr>
-      <w:tr>
-        <w:tc>
-          <w:tcPr/>
-          <w:p>
-            <w:pPr>
-              <w:pStyle w:val="Compact"/>
-            </w:pPr>
+              <w:t xml:space="preserve">Prix unitaire</w:t>
+            </w:r>
+          </w:p>
+        </w:tc>
+        <w:tc>
+          <w:tcPr/>
+          <w:p>
+            <w:pPr>
+              <w:pStyle w:val="Compact"/>
+            </w:pPr>
+            <w:r>
+              <w:t xml:space="preserve">Le montant</w:t>
+            </w:r>
+            <w:r>
+              <w:t xml:space="preserve"> </w:t>
+            </w:r>
             <w:r>
               <w:rPr>
                 <w:b/>
                 <w:bCs/>
               </w:rPr>
-              <w:t xml:space="preserve">Échec</w:t>
-            </w:r>
-          </w:p>
-        </w:tc>
-        <w:tc>
-          <w:tcPr/>
-          <w:p>
-            <w:pPr>
-              <w:pStyle w:val="Compact"/>
-            </w:pPr>
-            <w:r>
-              <w:t xml:space="preserve">Rien n'a pu être trouvé, la raison est affichée sous la pastille</w:t>
+              <w:t xml:space="preserve">tel qu'affiché</w:t>
+            </w:r>
+            <w:r>
+              <w:t xml:space="preserve">, et sa devise dans la liste déroulante. Ne convertissez rien : la plateforme s'en charge.</w:t>
+            </w:r>
+          </w:p>
+        </w:tc>
+      </w:tr>
+      <w:tr>
+        <w:tc>
+          <w:tcPr/>
+          <w:p>
+            <w:pPr>
+              <w:pStyle w:val="Compact"/>
+            </w:pPr>
+            <w:r>
+              <w:rPr>
+                <w:b/>
+                <w:bCs/>
+              </w:rPr>
+              <w:t xml:space="preserve">Condition</w:t>
+            </w:r>
+          </w:p>
+        </w:tc>
+        <w:tc>
+          <w:tcPr/>
+          <w:p>
+            <w:pPr>
+              <w:pStyle w:val="Compact"/>
+            </w:pPr>
+            <w:r>
+              <w:t xml:space="preserve">Neuf, Occasion importée, Ré-usiné, Aftermarket, OEM — ou le libellé du vendeur tel quel.</w:t>
+            </w:r>
+          </w:p>
+        </w:tc>
+      </w:tr>
+      <w:tr>
+        <w:tc>
+          <w:tcPr/>
+          <w:p>
+            <w:pPr>
+              <w:pStyle w:val="Compact"/>
+            </w:pPr>
+            <w:r>
+              <w:rPr>
+                <w:b/>
+                <w:bCs/>
+              </w:rPr>
+              <w:t xml:space="preserve">Prix confirmé</w:t>
+            </w:r>
+          </w:p>
+        </w:tc>
+        <w:tc>
+          <w:tcPr/>
+          <w:p>
+            <w:pPr>
+              <w:pStyle w:val="Compact"/>
+            </w:pPr>
+            <w:r>
+              <w:t xml:space="preserve">À cocher</w:t>
+            </w:r>
+            <w:r>
+              <w:t xml:space="preserve"> </w:t>
+            </w:r>
+            <w:r>
+              <w:rPr>
+                <w:b/>
+                <w:bCs/>
+              </w:rPr>
+              <w:t xml:space="preserve">seulement</w:t>
+            </w:r>
+            <w:r>
+              <w:t xml:space="preserve"> </w:t>
+            </w:r>
+            <w:r>
+              <w:t xml:space="preserve">si vous avez eu le vendeur et qu'il vous a donné un prix ferme. Un prix simplement lu sur une page reste « à confirmer ».</w:t>
             </w:r>
           </w:p>
         </w:tc>
@@ -452,17 +554,298 @@
         <w:pStyle w:val="BodyText"/>
       </w:pPr>
       <w:r>
-        <w:rPr>
-          <w:b/>
-          <w:bCs/>
-        </w:rPr>
-        <w:t xml:space="preserve">Une seule recherche à la fois par demande.</w:t>
-      </w:r>
-      <w:r>
-        <w:t xml:space="preserve"> </w:t>
-      </w:r>
-      <w:r>
-        <w:t xml:space="preserve">Si vous cliquez pendant qu'une recherche tourne, la plateforme refuse :</w:t>
+        <w:t xml:space="preserve">Le bouton</w:t>
+      </w:r>
+      <w:r>
+        <w:t xml:space="preserve"> </w:t>
+      </w:r>
+      <w:r>
+        <w:rPr>
+          <w:b/>
+          <w:bCs/>
+        </w:rPr>
+        <w:t xml:space="preserve">« Plus de champs »</w:t>
+      </w:r>
+      <w:r>
+        <w:t xml:space="preserve"> </w:t>
+      </w:r>
+      <w:r>
+        <w:t xml:space="preserve">ouvre le reste : canal (marketplace, distributeur régional, exportateur, fabricant, vendeur local), pays, délai de préparation, poids, référence OEM, quantité minimale, intitulé de l'annonce, WhatsApp et e-mail du vendeur, note interne.</w:t>
+      </w:r>
+    </w:p>
+    <w:p>
+      <w:pPr>
+        <w:pStyle w:val="BodyText"/>
+      </w:pPr>
+      <w:r>
+        <w:rPr>
+          <w:b/>
+          <w:bCs/>
+        </w:rPr>
+        <w:t xml:space="preserve">Remplissez ce que la page donne, laissez le reste vide.</w:t>
+      </w:r>
+      <w:r>
+        <w:t xml:space="preserve"> </w:t>
+      </w:r>
+      <w:r>
+        <w:t xml:space="preserve">Une offre incomplète mais réelle vaut mieux qu'une offre bloquée faute d'un champ que le vendeur n'indique pas. Deux champs méritent cependant l'effort d'un appel s'ils manquent :</w:t>
+      </w:r>
+    </w:p>
+    <w:p>
+      <w:pPr>
+        <w:pStyle w:val="Compact"/>
+        <w:numPr>
+          <w:ilvl w:val="0"/>
+          <w:numId w:val="1003"/>
+        </w:numPr>
+      </w:pPr>
+      <w:r>
+        <w:rPr>
+          <w:b/>
+          <w:bCs/>
+        </w:rPr>
+        <w:t xml:space="preserve">le prix</w:t>
+      </w:r>
+      <w:r>
+        <w:t xml:space="preserve">, sans lequel l'offre n'entre pas dans la comparaison ;</w:t>
+      </w:r>
+    </w:p>
+    <w:p>
+      <w:pPr>
+        <w:pStyle w:val="Compact"/>
+        <w:numPr>
+          <w:ilvl w:val="0"/>
+          <w:numId w:val="1003"/>
+        </w:numPr>
+      </w:pPr>
+      <w:r>
+        <w:rPr>
+          <w:b/>
+          <w:bCs/>
+        </w:rPr>
+        <w:t xml:space="preserve">le délai de préparation</w:t>
+      </w:r>
+      <w:r>
+        <w:t xml:space="preserve">, qui pèse directement sur le coût d'immobilisation.</w:t>
+      </w:r>
+    </w:p>
+    <w:p>
+      <w:pPr>
+        <w:pStyle w:val="FirstParagraph"/>
+      </w:pPr>
+      <w:r>
+        <w:t xml:space="preserve">Une offre saisie à la main porte la mention</w:t>
+      </w:r>
+      <w:r>
+        <w:t xml:space="preserve"> </w:t>
+      </w:r>
+      <w:r>
+        <w:rPr>
+          <w:b/>
+          <w:bCs/>
+        </w:rPr>
+        <w:t xml:space="preserve">« Saisie »</w:t>
+      </w:r>
+      <w:r>
+        <w:t xml:space="preserve"> </w:t>
+      </w:r>
+      <w:r>
+        <w:t xml:space="preserve">dans la table : l'équipe distingue toujours ce qu'un opérateur a vérifié de ce qu'un assistant a rapporté.</w:t>
+      </w:r>
+    </w:p>
+    <w:bookmarkEnd w:id="22"/>
+    <w:bookmarkStart w:id="23" w:name="corriger-ou-supprimer"/>
+    <w:p>
+      <w:pPr>
+        <w:pStyle w:val="Heading3"/>
+      </w:pPr>
+      <w:r>
+        <w:t xml:space="preserve">Corriger ou supprimer</w:t>
+      </w:r>
+    </w:p>
+    <w:p>
+      <w:pPr>
+        <w:pStyle w:val="FirstParagraph"/>
+      </w:pPr>
+      <w:r>
+        <w:t xml:space="preserve">Le prix, le mode d'acheminement, la note et le statut se modifient directement sur la ligne. Le bouton</w:t>
+      </w:r>
+      <w:r>
+        <w:t xml:space="preserve"> </w:t>
+      </w:r>
+      <w:r>
+        <w:rPr>
+          <w:b/>
+          <w:bCs/>
+        </w:rPr>
+        <w:t xml:space="preserve">« Supprimer »</w:t>
+      </w:r>
+      <w:r>
+        <w:t xml:space="preserve"> </w:t>
+      </w:r>
+      <w:r>
+        <w:t xml:space="preserve">n'est là que pour les erreurs de saisie ; pour retirer une offre de la comparaison</w:t>
+      </w:r>
+      <w:r>
+        <w:t xml:space="preserve"> </w:t>
+      </w:r>
+      <w:r>
+        <w:rPr>
+          <w:b/>
+          <w:bCs/>
+        </w:rPr>
+        <w:t xml:space="preserve">sans la perdre</w:t>
+      </w:r>
+      <w:r>
+        <w:t xml:space="preserve">, utilisez</w:t>
+      </w:r>
+      <w:r>
+        <w:t xml:space="preserve"> </w:t>
+      </w:r>
+      <w:r>
+        <w:rPr>
+          <w:b/>
+          <w:bCs/>
+        </w:rPr>
+        <w:t xml:space="preserve">« Écarter »</w:t>
+      </w:r>
+      <w:r>
+        <w:t xml:space="preserve"> </w:t>
+      </w:r>
+      <w:r>
+        <w:t xml:space="preserve">— la piste reste consultable, et l'on sait pourquoi elle a été abandonnée. Une offre déjà commandée ne peut plus être supprimée : elle est le pivot d'un bon de commande.</w:t>
+      </w:r>
+    </w:p>
+    <w:bookmarkEnd w:id="23"/>
+    <w:bookmarkEnd w:id="24"/>
+    <w:bookmarkStart w:id="27" w:name="lécran-sourcing"/>
+    <w:p>
+      <w:pPr>
+        <w:pStyle w:val="Heading2"/>
+      </w:pPr>
+      <w:r>
+        <w:t xml:space="preserve">L'écran Sourcing</w:t>
+      </w:r>
+    </w:p>
+    <w:p>
+      <w:pPr>
+        <w:pStyle w:val="FirstParagraph"/>
+      </w:pPr>
+      <w:r>
+        <w:t xml:space="preserve">L'entrée</w:t>
+      </w:r>
+      <w:r>
+        <w:t xml:space="preserve"> </w:t>
+      </w:r>
+      <w:r>
+        <w:rPr>
+          <w:b/>
+          <w:bCs/>
+        </w:rPr>
+        <w:t xml:space="preserve">« Sourcing »</w:t>
+      </w:r>
+      <w:r>
+        <w:t xml:space="preserve"> </w:t>
+      </w:r>
+      <w:r>
+        <w:t xml:space="preserve">de la barre latérale liste tous les dossiers, le plus récent en haut.</w:t>
+      </w:r>
+    </w:p>
+    <w:bookmarkStart w:id="25" w:name="les-quatre-cartes"/>
+    <w:p>
+      <w:pPr>
+        <w:pStyle w:val="Heading3"/>
+      </w:pPr>
+      <w:r>
+        <w:t xml:space="preserve">Les quatre cartes</w:t>
+      </w:r>
+    </w:p>
+    <w:p>
+      <w:pPr>
+        <w:pStyle w:val="Compact"/>
+        <w:numPr>
+          <w:ilvl w:val="0"/>
+          <w:numId w:val="1004"/>
+        </w:numPr>
+      </w:pPr>
+      <w:r>
+        <w:rPr>
+          <w:b/>
+          <w:bCs/>
+        </w:rPr>
+        <w:t xml:space="preserve">Dossiers</w:t>
+      </w:r>
+      <w:r>
+        <w:t xml:space="preserve"> </w:t>
+      </w:r>
+      <w:r>
+        <w:t xml:space="preserve">— nombre total de dossiers ouverts.</w:t>
+      </w:r>
+    </w:p>
+    <w:p>
+      <w:pPr>
+        <w:pStyle w:val="Compact"/>
+        <w:numPr>
+          <w:ilvl w:val="0"/>
+          <w:numId w:val="1004"/>
+        </w:numPr>
+      </w:pPr>
+      <w:r>
+        <w:rPr>
+          <w:b/>
+          <w:bCs/>
+        </w:rPr>
+        <w:t xml:space="preserve">Recherches auto en cours</w:t>
+      </w:r>
+      <w:r>
+        <w:t xml:space="preserve"> </w:t>
+      </w:r>
+      <w:r>
+        <w:t xml:space="preserve">— dossiers dont la recherche automatique tourne encore (voir dernière section). À zéro en fonctionnement normal.</w:t>
+      </w:r>
+    </w:p>
+    <w:p>
+      <w:pPr>
+        <w:pStyle w:val="Compact"/>
+        <w:numPr>
+          <w:ilvl w:val="0"/>
+          <w:numId w:val="1004"/>
+        </w:numPr>
+      </w:pPr>
+      <w:r>
+        <w:rPr>
+          <w:b/>
+          <w:bCs/>
+        </w:rPr>
+        <w:t xml:space="preserve">Offres</w:t>
+      </w:r>
+      <w:r>
+        <w:t xml:space="preserve"> </w:t>
+      </w:r>
+      <w:r>
+        <w:t xml:space="preserve">— nombre total d'offres saisies ou rapportées, tous dossiers confondus.</w:t>
+      </w:r>
+    </w:p>
+    <w:p>
+      <w:pPr>
+        <w:pStyle w:val="Compact"/>
+        <w:numPr>
+          <w:ilvl w:val="0"/>
+          <w:numId w:val="1004"/>
+        </w:numPr>
+      </w:pPr>
+      <w:r>
+        <w:rPr>
+          <w:b/>
+          <w:bCs/>
+        </w:rPr>
+        <w:t xml:space="preserve">Offres avec prix</w:t>
+      </w:r>
+      <w:r>
+        <w:t xml:space="preserve"> </w:t>
+      </w:r>
+      <w:r>
+        <w:t xml:space="preserve">— parmi elles, combien portent un prix. Le complément («</w:t>
       </w:r>
       <w:r>
         <w:t xml:space="preserve"> </w:t>
@@ -472,20 +855,58 @@
           <w:i/>
           <w:iCs/>
         </w:rPr>
-        <w:t xml:space="preserve">« Une recherche est déjà en cours pour cette demande »</w:t>
-      </w:r>
-      <w:r>
-        <w:t xml:space="preserve">. C'est voulu — chaque recherche a un coût, et relancer ne donnerait pas de meilleurs résultats.</w:t>
-      </w:r>
-    </w:p>
-    <w:bookmarkEnd w:id="21"/>
-    <w:bookmarkStart w:id="24" w:name="lécran-sourcing"/>
+        <w:t xml:space="preserve">N</w:t>
+      </w:r>
+      <w:r>
+        <w:t xml:space="preserve"> </w:t>
+      </w:r>
+      <w:r>
+        <w:t xml:space="preserve">à chiffrer auprès du vendeur ») est votre file de travail : ce sont les offres où il faut décrocher le téléphone.</w:t>
+      </w:r>
+    </w:p>
+    <w:bookmarkEnd w:id="25"/>
+    <w:bookmarkStart w:id="26" w:name="la-table"/>
+    <w:p>
+      <w:pPr>
+        <w:pStyle w:val="Heading3"/>
+      </w:pPr>
+      <w:r>
+        <w:t xml:space="preserve">La table</w:t>
+      </w:r>
+    </w:p>
+    <w:p>
+      <w:pPr>
+        <w:pStyle w:val="FirstParagraph"/>
+      </w:pPr>
+      <w:r>
+        <w:t xml:space="preserve">Une ligne par dossier : pièce (cliquable, ouvre le détail), véhicule, référence de la cotation d'origine (cliquable aussi),</w:t>
+      </w:r>
+      <w:r>
+        <w:t xml:space="preserve"> </w:t>
+      </w:r>
+      <w:r>
+        <w:rPr>
+          <w:b/>
+          <w:bCs/>
+        </w:rPr>
+        <w:t xml:space="preserve">provenance</w:t>
+      </w:r>
+      <w:r>
+        <w:t xml:space="preserve"> </w:t>
+      </w:r>
+      <w:r>
+        <w:t xml:space="preserve">(Saisie manuelle ou Recherche automatique), nombre d'offres, date d'ouverture. Les filtres portent sur la provenance, sur l'état d'une recherche automatique et sur le texte (pièce, référence OEM, modèle).</w:t>
+      </w:r>
+    </w:p>
+    <w:bookmarkEnd w:id="26"/>
+    <w:bookmarkEnd w:id="27"/>
+    <w:bookmarkStart w:id="31" w:name="la-fiche-dun-dossier"/>
     <w:p>
       <w:pPr>
         <w:pStyle w:val="Heading2"/>
       </w:pPr>
       <w:r>
-        <w:t xml:space="preserve">L'écran Sourcing</w:t>
+        <w:t xml:space="preserve">La fiche d'un dossier</w:t>
       </w:r>
     </w:p>
     <w:p>
@@ -493,146 +914,441 @@
         <w:pStyle w:val="FirstParagraph"/>
       </w:pPr>
       <w:r>
-        <w:t xml:space="preserve">L'entrée</w:t>
-      </w:r>
-      <w:r>
-        <w:t xml:space="preserve"> </w:t>
-      </w:r>
-      <w:r>
-        <w:rPr>
-          <w:b/>
-          <w:bCs/>
-        </w:rPr>
-        <w:t xml:space="preserve">« Sourcing »</w:t>
-      </w:r>
-      <w:r>
-        <w:t xml:space="preserve"> </w:t>
-      </w:r>
-      <w:r>
-        <w:t xml:space="preserve">de la barre latérale liste toutes les recherches, la plus récente en haut.</w:t>
-      </w:r>
-    </w:p>
-    <w:bookmarkStart w:id="22" w:name="les-quatre-cartes"/>
+        <w:t xml:space="preserve">C'est l'écran de travail. Il contient le bouton d'ajout, le tableau des</w:t>
+      </w:r>
+      <w:r>
+        <w:t xml:space="preserve"> </w:t>
+      </w:r>
+      <w:r>
+        <w:rPr>
+          <w:b/>
+          <w:bCs/>
+        </w:rPr>
+        <w:t xml:space="preserve">offres</w:t>
+      </w:r>
+      <w:r>
+        <w:t xml:space="preserve">, puis la</w:t>
+      </w:r>
+      <w:r>
+        <w:t xml:space="preserve"> </w:t>
+      </w:r>
+      <w:r>
+        <w:rPr>
+          <w:b/>
+          <w:bCs/>
+        </w:rPr>
+        <w:t xml:space="preserve">matrice d'arbitrage</w:t>
+      </w:r>
+      <w:r>
+        <w:t xml:space="preserve">.</w:t>
+      </w:r>
+    </w:p>
+    <w:bookmarkStart w:id="28" w:name="le-tableau-des-offres"/>
     <w:p>
       <w:pPr>
         <w:pStyle w:val="Heading3"/>
       </w:pPr>
       <w:r>
-        <w:t xml:space="preserve">Les quatre cartes</w:t>
-      </w:r>
-    </w:p>
-    <w:p>
-      <w:pPr>
-        <w:pStyle w:val="Compact"/>
-        <w:numPr>
-          <w:ilvl w:val="0"/>
-          <w:numId w:val="1003"/>
-        </w:numPr>
-      </w:pPr>
-      <w:r>
-        <w:rPr>
-          <w:b/>
-          <w:bCs/>
-        </w:rPr>
-        <w:t xml:space="preserve">Recherches</w:t>
-      </w:r>
-      <w:r>
-        <w:t xml:space="preserve"> </w:t>
-      </w:r>
-      <w:r>
-        <w:t xml:space="preserve">— nombre total de recherches lancées.</w:t>
-      </w:r>
-    </w:p>
-    <w:p>
-      <w:pPr>
-        <w:pStyle w:val="Compact"/>
-        <w:numPr>
-          <w:ilvl w:val="0"/>
-          <w:numId w:val="1003"/>
-        </w:numPr>
-      </w:pPr>
-      <w:r>
-        <w:rPr>
-          <w:b/>
-          <w:bCs/>
-        </w:rPr>
-        <w:t xml:space="preserve">En cours</w:t>
-      </w:r>
-      <w:r>
-        <w:t xml:space="preserve"> </w:t>
-      </w:r>
-      <w:r>
-        <w:t xml:space="preserve">— recherches en attente ou en train de tourner.</w:t>
-      </w:r>
-    </w:p>
-    <w:p>
-      <w:pPr>
-        <w:pStyle w:val="Compact"/>
-        <w:numPr>
-          <w:ilvl w:val="0"/>
-          <w:numId w:val="1003"/>
-        </w:numPr>
-      </w:pPr>
-      <w:r>
-        <w:rPr>
-          <w:b/>
-          <w:bCs/>
-        </w:rPr>
-        <w:t xml:space="preserve">Offres trouvées</w:t>
-      </w:r>
-      <w:r>
-        <w:t xml:space="preserve"> </w:t>
-      </w:r>
-      <w:r>
-        <w:t xml:space="preserve">— nombre total d'offres remontées, toutes recherches confondues.</w:t>
-      </w:r>
-    </w:p>
-    <w:p>
-      <w:pPr>
-        <w:pStyle w:val="Compact"/>
-        <w:numPr>
-          <w:ilvl w:val="0"/>
-          <w:numId w:val="1003"/>
-        </w:numPr>
-      </w:pPr>
-      <w:r>
-        <w:rPr>
-          <w:b/>
-          <w:bCs/>
-        </w:rPr>
-        <w:t xml:space="preserve">Offres avec prix</w:t>
-      </w:r>
-      <w:r>
-        <w:t xml:space="preserve"> </w:t>
-      </w:r>
-      <w:r>
-        <w:t xml:space="preserve">— parmi elles, combien portent un prix. Le complément («</w:t>
-      </w:r>
-      <w:r>
-        <w:t xml:space="preserve"> </w:t>
-      </w:r>
-      <w:r>
-        <w:rPr>
-          <w:i/>
-          <w:iCs/>
-        </w:rPr>
-        <w:t xml:space="preserve">N</w:t>
-      </w:r>
-      <w:r>
-        <w:t xml:space="preserve"> </w:t>
-      </w:r>
-      <w:r>
-        <w:t xml:space="preserve">à chiffrer auprès du vendeur ») est votre file de travail : ce sont les offres où il faut décrocher le téléphone.</w:t>
-      </w:r>
-    </w:p>
-    <w:bookmarkEnd w:id="22"/>
-    <w:bookmarkStart w:id="23" w:name="la-table"/>
+        <w:t xml:space="preserve">Le tableau des offres</w:t>
+      </w:r>
+    </w:p>
+    <w:p>
+      <w:pPr>
+        <w:pStyle w:val="FirstParagraph"/>
+      </w:pPr>
+      <w:r>
+        <w:t xml:space="preserve">Une ligne par offre, avec :</w:t>
+      </w:r>
+    </w:p>
+    <w:p>
+      <w:pPr>
+        <w:pStyle w:val="Compact"/>
+        <w:numPr>
+          <w:ilvl w:val="0"/>
+          <w:numId w:val="1005"/>
+        </w:numPr>
+      </w:pPr>
+      <w:r>
+        <w:rPr>
+          <w:b/>
+          <w:bCs/>
+        </w:rPr>
+        <w:t xml:space="preserve">Fournisseur</w:t>
+      </w:r>
+      <w:r>
+        <w:t xml:space="preserve"> </w:t>
+      </w:r>
+      <w:r>
+        <w:t xml:space="preserve">— son nom, la mention « Saisie » s'il vient de vous, son canal (marketplace internationale, distributeur régional, exportateur, fabricant, vendeur local), son pays, et le lien vers l'annonce d'origine.</w:t>
+      </w:r>
+    </w:p>
+    <w:p>
+      <w:pPr>
+        <w:pStyle w:val="Compact"/>
+        <w:numPr>
+          <w:ilvl w:val="0"/>
+          <w:numId w:val="1005"/>
+        </w:numPr>
+      </w:pPr>
+      <w:r>
+        <w:rPr>
+          <w:b/>
+          <w:bCs/>
+        </w:rPr>
+        <w:t xml:space="preserve">Condition</w:t>
+      </w:r>
+      <w:r>
+        <w:t xml:space="preserve"> </w:t>
+      </w:r>
+      <w:r>
+        <w:t xml:space="preserve">— Neuf, Occasion importée ou Ré-usiné, en pastille colorée. Quand le libellé de la source ne correspond à aucune de ces trois catégories, il est affiché tel quel en gris : ne devinez pas à la place du vendeur.</w:t>
+      </w:r>
+    </w:p>
+    <w:p>
+      <w:pPr>
+        <w:pStyle w:val="Compact"/>
+        <w:numPr>
+          <w:ilvl w:val="0"/>
+          <w:numId w:val="1005"/>
+        </w:numPr>
+      </w:pPr>
+      <w:r>
+        <w:rPr>
+          <w:b/>
+          <w:bCs/>
+        </w:rPr>
+        <w:t xml:space="preserve">Prix unitaire</w:t>
+      </w:r>
+      <w:r>
+        <w:t xml:space="preserve"> </w:t>
+      </w:r>
+      <w:r>
+        <w:t xml:space="preserve">— le montant converti en FCFA, et en dessous le prix d'origine dans sa devise. La pastille</w:t>
+      </w:r>
+      <w:r>
+        <w:t xml:space="preserve"> </w:t>
+      </w:r>
+      <w:r>
+        <w:rPr>
+          <w:b/>
+          <w:bCs/>
+        </w:rPr>
+        <w:t xml:space="preserve">« À confirmer »</w:t>
+      </w:r>
+      <w:r>
+        <w:t xml:space="preserve"> </w:t>
+      </w:r>
+      <w:r>
+        <w:t xml:space="preserve">reste tant que le prix n'a pas été vérifié. Quand la page ne montrait aucun prix, la colonne affiche</w:t>
+      </w:r>
+      <w:r>
+        <w:t xml:space="preserve"> </w:t>
+      </w:r>
+      <w:r>
+        <w:rPr>
+          <w:b/>
+          <w:bCs/>
+        </w:rPr>
+        <w:t xml:space="preserve">« Prix à obtenir »</w:t>
+      </w:r>
+      <w:r>
+        <w:t xml:space="preserve">.</w:t>
+      </w:r>
+    </w:p>
+    <w:p>
+      <w:pPr>
+        <w:pStyle w:val="Compact"/>
+        <w:numPr>
+          <w:ilvl w:val="0"/>
+          <w:numId w:val="1005"/>
+        </w:numPr>
+      </w:pPr>
+      <w:r>
+        <w:rPr>
+          <w:b/>
+          <w:bCs/>
+        </w:rPr>
+        <w:t xml:space="preserve">Délai</w:t>
+      </w:r>
+      <w:r>
+        <w:t xml:space="preserve"> </w:t>
+      </w:r>
+      <w:r>
+        <w:t xml:space="preserve">— le délai de préparation annoncé par le vendeur, quand il est indiqué.</w:t>
+      </w:r>
+    </w:p>
+    <w:p>
+      <w:pPr>
+        <w:pStyle w:val="Compact"/>
+        <w:numPr>
+          <w:ilvl w:val="0"/>
+          <w:numId w:val="1005"/>
+        </w:numPr>
+      </w:pPr>
+      <w:r>
+        <w:rPr>
+          <w:b/>
+          <w:bCs/>
+        </w:rPr>
+        <w:t xml:space="preserve">Mode</w:t>
+      </w:r>
+      <w:r>
+        <w:t xml:space="preserve"> </w:t>
+      </w:r>
+      <w:r>
+        <w:t xml:space="preserve">— l'acheminement retenu pour le calcul. Laissé sur</w:t>
+      </w:r>
+      <w:r>
+        <w:t xml:space="preserve"> </w:t>
+      </w:r>
+      <w:r>
+        <w:rPr>
+          <w:b/>
+          <w:bCs/>
+        </w:rPr>
+        <w:t xml:space="preserve">« Auto »</w:t>
+      </w:r>
+      <w:r>
+        <w:t xml:space="preserve">, la plateforme décide (voir plus bas). Vous pouvez forcer un mode : votre choix prime toujours.</w:t>
+      </w:r>
+    </w:p>
+    <w:p>
+      <w:pPr>
+        <w:pStyle w:val="Compact"/>
+        <w:numPr>
+          <w:ilvl w:val="0"/>
+          <w:numId w:val="1005"/>
+        </w:numPr>
+      </w:pPr>
+      <w:r>
+        <w:rPr>
+          <w:b/>
+          <w:bCs/>
+        </w:rPr>
+        <w:t xml:space="preserve">Statut</w:t>
+      </w:r>
+      <w:r>
+        <w:t xml:space="preserve"> </w:t>
+      </w:r>
+      <w:r>
+        <w:t xml:space="preserve">— Candidate, Retenue, Contactée, Écartée ou Commandée.</w:t>
+      </w:r>
+    </w:p>
+    <w:bookmarkEnd w:id="28"/>
+    <w:bookmarkStart w:id="29" w:name="les-cinq-actions"/>
     <w:p>
       <w:pPr>
         <w:pStyle w:val="Heading3"/>
       </w:pPr>
       <w:r>
-        <w:t xml:space="preserve">La table</w:t>
+        <w:t xml:space="preserve">Les cinq actions</w:t>
+      </w:r>
+    </w:p>
+    <w:p>
+      <w:pPr>
+        <w:pStyle w:val="Compact"/>
+        <w:numPr>
+          <w:ilvl w:val="0"/>
+          <w:numId w:val="1006"/>
+        </w:numPr>
+      </w:pPr>
+      <w:r>
+        <w:rPr>
+          <w:b/>
+          <w:bCs/>
+        </w:rPr>
+        <w:t xml:space="preserve">Retenir</w:t>
+      </w:r>
+      <w:r>
+        <w:t xml:space="preserve"> </w:t>
+      </w:r>
+      <w:r>
+        <w:t xml:space="preserve">— met l'offre dans la liste courte. Dès qu'au moins une offre est retenue,</w:t>
+      </w:r>
+      <w:r>
+        <w:t xml:space="preserve"> </w:t>
+      </w:r>
+      <w:r>
+        <w:rPr>
+          <w:b/>
+          <w:bCs/>
+        </w:rPr>
+        <w:t xml:space="preserve">la matrice ne compare plus que les offres retenues</w:t>
+      </w:r>
+      <w:r>
+        <w:t xml:space="preserve"> </w:t>
+      </w:r>
+      <w:r>
+        <w:t xml:space="preserve">: c'est ainsi qu'on passe de quinze pistes à trois vraies options.</w:t>
+      </w:r>
+    </w:p>
+    <w:p>
+      <w:pPr>
+        <w:pStyle w:val="Compact"/>
+        <w:numPr>
+          <w:ilvl w:val="0"/>
+          <w:numId w:val="1006"/>
+        </w:numPr>
+      </w:pPr>
+      <w:r>
+        <w:rPr>
+          <w:b/>
+          <w:bCs/>
+        </w:rPr>
+        <w:t xml:space="preserve">Écarter</w:t>
+      </w:r>
+      <w:r>
+        <w:t xml:space="preserve"> </w:t>
+      </w:r>
+      <w:r>
+        <w:t xml:space="preserve">— sort l'offre de la comparaison (mauvaise référence, vendeur douteux, pièce incompatible).</w:t>
+      </w:r>
+    </w:p>
+    <w:p>
+      <w:pPr>
+        <w:pStyle w:val="Compact"/>
+        <w:numPr>
+          <w:ilvl w:val="0"/>
+          <w:numId w:val="1006"/>
+        </w:numPr>
+      </w:pPr>
+      <w:r>
+        <w:rPr>
+          <w:b/>
+          <w:bCs/>
+        </w:rPr>
+        <w:t xml:space="preserve">Message</w:t>
+      </w:r>
+      <w:r>
+        <w:t xml:space="preserve"> </w:t>
+      </w:r>
+      <w:r>
+        <w:t xml:space="preserve">— rédige un</w:t>
+      </w:r>
+      <w:r>
+        <w:t xml:space="preserve"> </w:t>
+      </w:r>
+      <w:r>
+        <w:rPr>
+          <w:b/>
+          <w:bCs/>
+        </w:rPr>
+        <w:t xml:space="preserve">brouillon</w:t>
+      </w:r>
+      <w:r>
+        <w:t xml:space="preserve"> </w:t>
+      </w:r>
+      <w:r>
+        <w:t xml:space="preserve">de message d'enquête au fournisseur, en français ou en anglais selon son pays, demandant disponibilité, prix ferme, MOQ, délai, poids et modalités d'expédition vers Abidjan. Le brouillon s'affiche dans un encadré avec trois boutons :</w:t>
+      </w:r>
+      <w:r>
+        <w:t xml:space="preserve"> </w:t>
+      </w:r>
+      <w:r>
+        <w:rPr>
+          <w:b/>
+          <w:bCs/>
+        </w:rPr>
+        <w:t xml:space="preserve">Copier</w:t>
+      </w:r>
+      <w:r>
+        <w:t xml:space="preserve">,</w:t>
+      </w:r>
+      <w:r>
+        <w:t xml:space="preserve"> </w:t>
+      </w:r>
+      <w:r>
+        <w:rPr>
+          <w:b/>
+          <w:bCs/>
+        </w:rPr>
+        <w:t xml:space="preserve">Ouvrir WhatsApp</w:t>
+      </w:r>
+      <w:r>
+        <w:t xml:space="preserve">,</w:t>
+      </w:r>
+      <w:r>
+        <w:t xml:space="preserve"> </w:t>
+      </w:r>
+      <w:r>
+        <w:rPr>
+          <w:b/>
+          <w:bCs/>
+        </w:rPr>
+        <w:t xml:space="preserve">Ouvrir l'e-mail</w:t>
+      </w:r>
+      <w:r>
+        <w:t xml:space="preserve">.</w:t>
+      </w:r>
+      <w:r>
+        <w:t xml:space="preserve"> </w:t>
+      </w:r>
+      <w:r>
+        <w:rPr>
+          <w:b/>
+          <w:bCs/>
+        </w:rPr>
+        <w:t xml:space="preserve">Rien n'est envoyé automatiquement</w:t>
+      </w:r>
+      <w:r>
+        <w:t xml:space="preserve"> </w:t>
+      </w:r>
+      <w:r>
+        <w:t xml:space="preserve">— vous relisez, vous adaptez, vous envoyez.</w:t>
+      </w:r>
+    </w:p>
+    <w:p>
+      <w:pPr>
+        <w:pStyle w:val="Compact"/>
+        <w:numPr>
+          <w:ilvl w:val="0"/>
+          <w:numId w:val="1006"/>
+        </w:numPr>
+      </w:pPr>
+      <w:r>
+        <w:rPr>
+          <w:b/>
+          <w:bCs/>
+        </w:rPr>
+        <w:t xml:space="preserve">Supprimer</w:t>
+      </w:r>
+      <w:r>
+        <w:t xml:space="preserve"> </w:t>
+      </w:r>
+      <w:r>
+        <w:t xml:space="preserve">— efface une offre saisie par erreur. À ne pas confondre avec « Écarter ».</w:t>
+      </w:r>
+    </w:p>
+    <w:p>
+      <w:pPr>
+        <w:pStyle w:val="Compact"/>
+        <w:numPr>
+          <w:ilvl w:val="0"/>
+          <w:numId w:val="1006"/>
+        </w:numPr>
+      </w:pPr>
+      <w:r>
+        <w:rPr>
+          <w:b/>
+          <w:bCs/>
+        </w:rPr>
+        <w:t xml:space="preserve">Créer le BC</w:t>
+      </w:r>
+      <w:r>
+        <w:t xml:space="preserve"> </w:t>
+      </w:r>
+      <w:r>
+        <w:t xml:space="preserve">— transforme l'offre en bon de commande (voir plus bas). Le bouton est désactivé tant que l'offre n'a pas de prix.</w:t>
+      </w:r>
+    </w:p>
+    <w:bookmarkEnd w:id="29"/>
+    <w:bookmarkStart w:id="30" w:name="confirmer-un-prix"/>
+    <w:p>
+      <w:pPr>
+        <w:pStyle w:val="Heading3"/>
+      </w:pPr>
+      <w:r>
+        <w:t xml:space="preserve">Confirmer un prix</w:t>
       </w:r>
     </w:p>
     <w:p>
@@ -640,461 +1356,6 @@
         <w:pStyle w:val="FirstParagraph"/>
       </w:pPr>
       <w:r>
-        <w:t xml:space="preserve">Une ligne par recherche : pièce (cliquable, ouvre le détail), véhicule, référence de la cotation d'origine (cliquable aussi), pastille d'état, nombre d'offres, date de lancement. Les filtres en haut portent sur l'état et sur le texte (pièce, référence OEM, modèle).</w:t>
-      </w:r>
-    </w:p>
-    <w:bookmarkEnd w:id="23"/>
-    <w:bookmarkEnd w:id="24"/>
-    <w:bookmarkStart w:id="28" w:name="la-fiche-dune-recherche"/>
-    <w:p>
-      <w:pPr>
-        <w:pStyle w:val="Heading2"/>
-      </w:pPr>
-      <w:r>
-        <w:t xml:space="preserve">La fiche d'une recherche</w:t>
-      </w:r>
-    </w:p>
-    <w:p>
-      <w:pPr>
-        <w:pStyle w:val="FirstParagraph"/>
-      </w:pPr>
-      <w:r>
-        <w:t xml:space="preserve">C'est l'écran de travail. Il contient deux tableaux : les</w:t>
-      </w:r>
-      <w:r>
-        <w:t xml:space="preserve"> </w:t>
-      </w:r>
-      <w:r>
-        <w:rPr>
-          <w:b/>
-          <w:bCs/>
-        </w:rPr>
-        <w:t xml:space="preserve">offres trouvées</w:t>
-      </w:r>
-      <w:r>
-        <w:t xml:space="preserve">, puis la</w:t>
-      </w:r>
-      <w:r>
-        <w:t xml:space="preserve"> </w:t>
-      </w:r>
-      <w:r>
-        <w:rPr>
-          <w:b/>
-          <w:bCs/>
-        </w:rPr>
-        <w:t xml:space="preserve">matrice d'arbitrage</w:t>
-      </w:r>
-      <w:r>
-        <w:t xml:space="preserve">.</w:t>
-      </w:r>
-    </w:p>
-    <w:bookmarkStart w:id="25" w:name="le-tableau-des-offres"/>
-    <w:p>
-      <w:pPr>
-        <w:pStyle w:val="Heading3"/>
-      </w:pPr>
-      <w:r>
-        <w:t xml:space="preserve">Le tableau des offres</w:t>
-      </w:r>
-    </w:p>
-    <w:p>
-      <w:pPr>
-        <w:pStyle w:val="FirstParagraph"/>
-      </w:pPr>
-      <w:r>
-        <w:t xml:space="preserve">Une ligne par offre, avec :</w:t>
-      </w:r>
-    </w:p>
-    <w:p>
-      <w:pPr>
-        <w:pStyle w:val="Compact"/>
-        <w:numPr>
-          <w:ilvl w:val="0"/>
-          <w:numId w:val="1004"/>
-        </w:numPr>
-      </w:pPr>
-      <w:r>
-        <w:rPr>
-          <w:b/>
-          <w:bCs/>
-        </w:rPr>
-        <w:t xml:space="preserve">Fournisseur</w:t>
-      </w:r>
-      <w:r>
-        <w:t xml:space="preserve"> </w:t>
-      </w:r>
-      <w:r>
-        <w:t xml:space="preserve">— son nom, son canal (marketplace internationale, distributeur régional, exportateur, fabricant, vendeur local), son pays, et le lien vers l'annonce d'origine.</w:t>
-      </w:r>
-      <w:r>
-        <w:t xml:space="preserve"> </w:t>
-      </w:r>
-      <w:r>
-        <w:rPr>
-          <w:b/>
-          <w:bCs/>
-        </w:rPr>
-        <w:t xml:space="preserve">Ouvrez toujours le lien</w:t>
-      </w:r>
-      <w:r>
-        <w:t xml:space="preserve"> </w:t>
-      </w:r>
-      <w:r>
-        <w:t xml:space="preserve">avant de retenir une offre : c'est votre seule vérification que la pièce correspond vraiment.</w:t>
-      </w:r>
-    </w:p>
-    <w:p>
-      <w:pPr>
-        <w:pStyle w:val="Compact"/>
-        <w:numPr>
-          <w:ilvl w:val="0"/>
-          <w:numId w:val="1004"/>
-        </w:numPr>
-      </w:pPr>
-      <w:r>
-        <w:rPr>
-          <w:b/>
-          <w:bCs/>
-        </w:rPr>
-        <w:t xml:space="preserve">Condition</w:t>
-      </w:r>
-      <w:r>
-        <w:t xml:space="preserve"> </w:t>
-      </w:r>
-      <w:r>
-        <w:t xml:space="preserve">— Neuf, Occasion importée ou Ré-usiné, en pastille colorée. Quand le libellé de la source ne correspond à aucune de ces trois catégories, il est affiché tel quel en gris : ne devinez pas à la place du vendeur.</w:t>
-      </w:r>
-    </w:p>
-    <w:p>
-      <w:pPr>
-        <w:pStyle w:val="Compact"/>
-        <w:numPr>
-          <w:ilvl w:val="0"/>
-          <w:numId w:val="1004"/>
-        </w:numPr>
-      </w:pPr>
-      <w:r>
-        <w:rPr>
-          <w:b/>
-          <w:bCs/>
-        </w:rPr>
-        <w:t xml:space="preserve">Prix unitaire</w:t>
-      </w:r>
-      <w:r>
-        <w:t xml:space="preserve"> </w:t>
-      </w:r>
-      <w:r>
-        <w:t xml:space="preserve">— le montant converti en FCFA, et en dessous le prix d'origine dans sa devise. La pastille</w:t>
-      </w:r>
-      <w:r>
-        <w:t xml:space="preserve"> </w:t>
-      </w:r>
-      <w:r>
-        <w:rPr>
-          <w:b/>
-          <w:bCs/>
-        </w:rPr>
-        <w:t xml:space="preserve">« À confirmer »</w:t>
-      </w:r>
-      <w:r>
-        <w:t xml:space="preserve"> </w:t>
-      </w:r>
-      <w:r>
-        <w:t xml:space="preserve">reste tant que le prix n'a pas été vérifié. Quand la page ne montrait aucun prix, la colonne affiche</w:t>
-      </w:r>
-      <w:r>
-        <w:t xml:space="preserve"> </w:t>
-      </w:r>
-      <w:r>
-        <w:rPr>
-          <w:b/>
-          <w:bCs/>
-        </w:rPr>
-        <w:t xml:space="preserve">« Prix à obtenir »</w:t>
-      </w:r>
-      <w:r>
-        <w:t xml:space="preserve">.</w:t>
-      </w:r>
-    </w:p>
-    <w:p>
-      <w:pPr>
-        <w:pStyle w:val="Compact"/>
-        <w:numPr>
-          <w:ilvl w:val="0"/>
-          <w:numId w:val="1004"/>
-        </w:numPr>
-      </w:pPr>
-      <w:r>
-        <w:rPr>
-          <w:b/>
-          <w:bCs/>
-        </w:rPr>
-        <w:t xml:space="preserve">Délai</w:t>
-      </w:r>
-      <w:r>
-        <w:t xml:space="preserve"> </w:t>
-      </w:r>
-      <w:r>
-        <w:t xml:space="preserve">— le délai de préparation annoncé par le vendeur, quand il est indiqué.</w:t>
-      </w:r>
-    </w:p>
-    <w:p>
-      <w:pPr>
-        <w:pStyle w:val="Compact"/>
-        <w:numPr>
-          <w:ilvl w:val="0"/>
-          <w:numId w:val="1004"/>
-        </w:numPr>
-      </w:pPr>
-      <w:r>
-        <w:rPr>
-          <w:b/>
-          <w:bCs/>
-        </w:rPr>
-        <w:t xml:space="preserve">Mode</w:t>
-      </w:r>
-      <w:r>
-        <w:t xml:space="preserve"> </w:t>
-      </w:r>
-      <w:r>
-        <w:t xml:space="preserve">— l'acheminement retenu pour le calcul. Laissé sur</w:t>
-      </w:r>
-      <w:r>
-        <w:t xml:space="preserve"> </w:t>
-      </w:r>
-      <w:r>
-        <w:rPr>
-          <w:b/>
-          <w:bCs/>
-        </w:rPr>
-        <w:t xml:space="preserve">« Auto »</w:t>
-      </w:r>
-      <w:r>
-        <w:t xml:space="preserve">, la plateforme décide (voir plus bas). Vous pouvez forcer un mode : votre choix prime toujours.</w:t>
-      </w:r>
-    </w:p>
-    <w:p>
-      <w:pPr>
-        <w:pStyle w:val="Compact"/>
-        <w:numPr>
-          <w:ilvl w:val="0"/>
-          <w:numId w:val="1004"/>
-        </w:numPr>
-      </w:pPr>
-      <w:r>
-        <w:rPr>
-          <w:b/>
-          <w:bCs/>
-        </w:rPr>
-        <w:t xml:space="preserve">Statut</w:t>
-      </w:r>
-      <w:r>
-        <w:t xml:space="preserve"> </w:t>
-      </w:r>
-      <w:r>
-        <w:t xml:space="preserve">— Candidate, Retenue, Contactée, Écartée ou Commandée.</w:t>
-      </w:r>
-    </w:p>
-    <w:bookmarkEnd w:id="25"/>
-    <w:bookmarkStart w:id="26" w:name="les-quatre-actions"/>
-    <w:p>
-      <w:pPr>
-        <w:pStyle w:val="Heading3"/>
-      </w:pPr>
-      <w:r>
-        <w:t xml:space="preserve">Les quatre actions</w:t>
-      </w:r>
-    </w:p>
-    <w:p>
-      <w:pPr>
-        <w:pStyle w:val="Compact"/>
-        <w:numPr>
-          <w:ilvl w:val="0"/>
-          <w:numId w:val="1005"/>
-        </w:numPr>
-      </w:pPr>
-      <w:r>
-        <w:rPr>
-          <w:b/>
-          <w:bCs/>
-        </w:rPr>
-        <w:t xml:space="preserve">Retenir</w:t>
-      </w:r>
-      <w:r>
-        <w:t xml:space="preserve"> </w:t>
-      </w:r>
-      <w:r>
-        <w:t xml:space="preserve">— met l'offre dans la liste courte. Dès qu'au moins une offre est retenue,</w:t>
-      </w:r>
-      <w:r>
-        <w:t xml:space="preserve"> </w:t>
-      </w:r>
-      <w:r>
-        <w:rPr>
-          <w:b/>
-          <w:bCs/>
-        </w:rPr>
-        <w:t xml:space="preserve">la matrice ne compare plus que les offres retenues</w:t>
-      </w:r>
-      <w:r>
-        <w:t xml:space="preserve"> </w:t>
-      </w:r>
-      <w:r>
-        <w:t xml:space="preserve">: c'est ainsi qu'on passe de quinze pistes à trois vraies options.</w:t>
-      </w:r>
-    </w:p>
-    <w:p>
-      <w:pPr>
-        <w:pStyle w:val="Compact"/>
-        <w:numPr>
-          <w:ilvl w:val="0"/>
-          <w:numId w:val="1005"/>
-        </w:numPr>
-      </w:pPr>
-      <w:r>
-        <w:rPr>
-          <w:b/>
-          <w:bCs/>
-        </w:rPr>
-        <w:t xml:space="preserve">Écarter</w:t>
-      </w:r>
-      <w:r>
-        <w:t xml:space="preserve"> </w:t>
-      </w:r>
-      <w:r>
-        <w:t xml:space="preserve">— sort l'offre de la comparaison (mauvaise référence, vendeur douteux, pièce incompatible).</w:t>
-      </w:r>
-    </w:p>
-    <w:p>
-      <w:pPr>
-        <w:pStyle w:val="Compact"/>
-        <w:numPr>
-          <w:ilvl w:val="0"/>
-          <w:numId w:val="1005"/>
-        </w:numPr>
-      </w:pPr>
-      <w:r>
-        <w:rPr>
-          <w:b/>
-          <w:bCs/>
-        </w:rPr>
-        <w:t xml:space="preserve">Message</w:t>
-      </w:r>
-      <w:r>
-        <w:t xml:space="preserve"> </w:t>
-      </w:r>
-      <w:r>
-        <w:t xml:space="preserve">— rédige un</w:t>
-      </w:r>
-      <w:r>
-        <w:t xml:space="preserve"> </w:t>
-      </w:r>
-      <w:r>
-        <w:rPr>
-          <w:b/>
-          <w:bCs/>
-        </w:rPr>
-        <w:t xml:space="preserve">brouillon</w:t>
-      </w:r>
-      <w:r>
-        <w:t xml:space="preserve"> </w:t>
-      </w:r>
-      <w:r>
-        <w:t xml:space="preserve">de message d'enquête au fournisseur, en français ou en anglais selon son pays, demandant disponibilité, prix ferme, MOQ, délai, poids et modalités d'expédition vers Abidjan. Le brouillon s'affiche dans un encadré avec trois boutons :</w:t>
-      </w:r>
-      <w:r>
-        <w:t xml:space="preserve"> </w:t>
-      </w:r>
-      <w:r>
-        <w:rPr>
-          <w:b/>
-          <w:bCs/>
-        </w:rPr>
-        <w:t xml:space="preserve">Copier</w:t>
-      </w:r>
-      <w:r>
-        <w:t xml:space="preserve">,</w:t>
-      </w:r>
-      <w:r>
-        <w:t xml:space="preserve"> </w:t>
-      </w:r>
-      <w:r>
-        <w:rPr>
-          <w:b/>
-          <w:bCs/>
-        </w:rPr>
-        <w:t xml:space="preserve">Ouvrir WhatsApp</w:t>
-      </w:r>
-      <w:r>
-        <w:t xml:space="preserve">,</w:t>
-      </w:r>
-      <w:r>
-        <w:t xml:space="preserve"> </w:t>
-      </w:r>
-      <w:r>
-        <w:rPr>
-          <w:b/>
-          <w:bCs/>
-        </w:rPr>
-        <w:t xml:space="preserve">Ouvrir l'e-mail</w:t>
-      </w:r>
-      <w:r>
-        <w:t xml:space="preserve">.</w:t>
-      </w:r>
-      <w:r>
-        <w:t xml:space="preserve"> </w:t>
-      </w:r>
-      <w:r>
-        <w:rPr>
-          <w:b/>
-          <w:bCs/>
-        </w:rPr>
-        <w:t xml:space="preserve">Rien n'est envoyé automatiquement</w:t>
-      </w:r>
-      <w:r>
-        <w:t xml:space="preserve"> </w:t>
-      </w:r>
-      <w:r>
-        <w:t xml:space="preserve">— vous relisez, vous adaptez, vous envoyez.</w:t>
-      </w:r>
-    </w:p>
-    <w:p>
-      <w:pPr>
-        <w:pStyle w:val="Compact"/>
-        <w:numPr>
-          <w:ilvl w:val="0"/>
-          <w:numId w:val="1005"/>
-        </w:numPr>
-      </w:pPr>
-      <w:r>
-        <w:rPr>
-          <w:b/>
-          <w:bCs/>
-        </w:rPr>
-        <w:t xml:space="preserve">Créer le BC</w:t>
-      </w:r>
-      <w:r>
-        <w:t xml:space="preserve"> </w:t>
-      </w:r>
-      <w:r>
-        <w:t xml:space="preserve">— transforme l'offre en bon de commande (voir plus bas). Le bouton est désactivé tant que l'offre n'a pas de prix.</w:t>
-      </w:r>
-    </w:p>
-    <w:bookmarkEnd w:id="26"/>
-    <w:bookmarkStart w:id="27" w:name="confirmer-un-prix"/>
-    <w:p>
-      <w:pPr>
-        <w:pStyle w:val="Heading3"/>
-      </w:pPr>
-      <w:r>
-        <w:t xml:space="preserve">Confirmer un prix</w:t>
-      </w:r>
-    </w:p>
-    <w:p>
-      <w:pPr>
-        <w:pStyle w:val="FirstParagraph"/>
-      </w:pPr>
-      <w:r>
         <w:t xml:space="preserve">C'est l'étape qui fait toute la différence entre une piste et une décision.</w:t>
       </w:r>
     </w:p>
@@ -1116,12 +1377,12 @@
         <w:t xml:space="preserve">corrigez le prix directement sur l'offre</w:t>
       </w:r>
       <w:r>
-        <w:t xml:space="preserve">. La plateforme recalcule la conversion en FCFA et retire la pastille « À confirmer » : un prix corrigé à la main est, par définition, un prix vérifié.</w:t>
-      </w:r>
-    </w:p>
-    <w:bookmarkEnd w:id="27"/>
-    <w:bookmarkEnd w:id="28"/>
-    <w:bookmarkStart w:id="31" w:name="la-matrice-darbitrage"/>
+        <w:t xml:space="preserve">. La plateforme recalcule la conversion en FCFA et retire la pastille « À confirmer » : un prix corrigé à la main est, par définition, un prix vérifié. Vous pouvez aussi cocher la case dès la saisie, si vous aviez le vendeur au téléphone en remplissant le formulaire.</w:t>
+      </w:r>
+    </w:p>
+    <w:bookmarkEnd w:id="30"/>
+    <w:bookmarkEnd w:id="31"/>
+    <w:bookmarkStart w:id="34" w:name="la-matrice-darbitrage"/>
     <w:p>
       <w:pPr>
         <w:pStyle w:val="Heading2"/>
@@ -1411,7 +1672,7 @@
         <w:t xml:space="preserve">additionne la préparation annoncée par le vendeur et l'acheminement du mode. Un vendeur qui annonce 3 jours de préparation avec un aérien standard (5 jours) donne 8 jours d'immobilisation, pas 5.</w:t>
       </w:r>
     </w:p>
-    <w:bookmarkStart w:id="29" w:name="Xf1aac9403fc2d527508b4d5f7277ddf1efebe79"/>
+    <w:bookmarkStart w:id="32" w:name="Xf1aac9403fc2d527508b4d5f7277ddf1efebe79"/>
     <w:p>
       <w:pPr>
         <w:pStyle w:val="Heading3"/>
@@ -1719,8 +1980,8 @@
         <w:t xml:space="preserve">(pièce de stock, entretien planifié) ou pour des colis volumineux qui ne peuvent pas voler.</w:t>
       </w:r>
     </w:p>
-    <w:bookmarkEnd w:id="29"/>
-    <w:bookmarkStart w:id="30" w:name="comment-le-mode-dacheminement-est-choisi"/>
+    <w:bookmarkEnd w:id="32"/>
+    <w:bookmarkStart w:id="33" w:name="comment-le-mode-dacheminement-est-choisi"/>
     <w:p>
       <w:pPr>
         <w:pStyle w:val="Heading3"/>
@@ -1755,7 +2016,7 @@
         <w:pStyle w:val="Compact"/>
         <w:numPr>
           <w:ilvl w:val="0"/>
-          <w:numId w:val="1006"/>
+          <w:numId w:val="1007"/>
         </w:numPr>
       </w:pPr>
       <w:r>
@@ -1771,7 +2032,7 @@
         <w:pStyle w:val="Compact"/>
         <w:numPr>
           <w:ilvl w:val="0"/>
-          <w:numId w:val="1006"/>
+          <w:numId w:val="1007"/>
         </w:numPr>
       </w:pPr>
       <w:r>
@@ -1793,7 +2054,7 @@
         <w:pStyle w:val="Compact"/>
         <w:numPr>
           <w:ilvl w:val="0"/>
-          <w:numId w:val="1006"/>
+          <w:numId w:val="1007"/>
         </w:numPr>
       </w:pPr>
       <w:r>
@@ -1815,7 +2076,7 @@
         <w:pStyle w:val="Compact"/>
         <w:numPr>
           <w:ilvl w:val="0"/>
-          <w:numId w:val="1006"/>
+          <w:numId w:val="1007"/>
         </w:numPr>
       </w:pPr>
       <w:r>
@@ -1837,7 +2098,7 @@
         <w:pStyle w:val="Compact"/>
         <w:numPr>
           <w:ilvl w:val="0"/>
-          <w:numId w:val="1006"/>
+          <w:numId w:val="1007"/>
         </w:numPr>
       </w:pPr>
       <w:r>
@@ -1862,9 +2123,9 @@
         <w:t xml:space="preserve">Si vous connaissez mieux le dossier que la règle — un transitaire qui consolide, un vendeur qui expédie déjà par DHL — forcez le mode. C'est fait pour.</w:t>
       </w:r>
     </w:p>
-    <w:bookmarkEnd w:id="30"/>
-    <w:bookmarkEnd w:id="31"/>
-    <w:bookmarkStart w:id="32" w:name="créer-le-bon-de-commande"/>
+    <w:bookmarkEnd w:id="33"/>
+    <w:bookmarkEnd w:id="34"/>
+    <w:bookmarkStart w:id="35" w:name="créer-le-bon-de-commande"/>
     <w:p>
       <w:pPr>
         <w:pStyle w:val="Heading2"/>
@@ -1899,7 +2160,7 @@
         <w:pStyle w:val="Compact"/>
         <w:numPr>
           <w:ilvl w:val="0"/>
-          <w:numId w:val="1007"/>
+          <w:numId w:val="1008"/>
         </w:numPr>
       </w:pPr>
       <w:r>
@@ -1921,7 +2182,7 @@
         <w:pStyle w:val="Compact"/>
         <w:numPr>
           <w:ilvl w:val="0"/>
-          <w:numId w:val="1007"/>
+          <w:numId w:val="1008"/>
         </w:numPr>
       </w:pPr>
       <w:r>
@@ -1955,7 +2216,7 @@
         <w:pStyle w:val="Compact"/>
         <w:numPr>
           <w:ilvl w:val="0"/>
-          <w:numId w:val="1007"/>
+          <w:numId w:val="1008"/>
         </w:numPr>
       </w:pPr>
       <w:r>
@@ -2014,8 +2275,8 @@
         <w:t xml:space="preserve">: impossible de commander une offre sans prix, impossible de créer deux bons de commande sur la même offre.</w:t>
       </w:r>
     </w:p>
-    <w:bookmarkEnd w:id="32"/>
-    <w:bookmarkStart w:id="37" w:name="suivre-une-expédition"/>
+    <w:bookmarkEnd w:id="35"/>
+    <w:bookmarkStart w:id="40" w:name="suivre-une-expédition"/>
     <w:p>
       <w:pPr>
         <w:pStyle w:val="Heading2"/>
@@ -2024,7 +2285,7 @@
         <w:t xml:space="preserve">Suivre une expédition</w:t>
       </w:r>
     </w:p>
-    <w:bookmarkStart w:id="33" w:name="créer-lexpédition"/>
+    <w:bookmarkStart w:id="36" w:name="créer-lexpédition"/>
     <w:p>
       <w:pPr>
         <w:pStyle w:val="Heading3"/>
@@ -2120,8 +2381,8 @@
         <w:t xml:space="preserve">à partir du numéro : un clic ouvre le suivi officiel.</w:t>
       </w:r>
     </w:p>
-    <w:bookmarkEnd w:id="33"/>
-    <w:bookmarkStart w:id="34" w:name="faire-avancer-les-étapes"/>
+    <w:bookmarkEnd w:id="36"/>
+    <w:bookmarkStart w:id="37" w:name="faire-avancer-les-étapes"/>
     <w:p>
       <w:pPr>
         <w:pStyle w:val="Heading3"/>
@@ -2464,8 +2725,8 @@
         <w:t xml:space="preserve">la réception en stock : celle-ci reste une action explicite de l'écran Achats, parce qu'elle crée des mouvements de stock et recalcule les coûts.</w:t>
       </w:r>
     </w:p>
-    <w:bookmarkEnd w:id="34"/>
-    <w:bookmarkStart w:id="35" w:name="prévenir-le-demandeur"/>
+    <w:bookmarkEnd w:id="37"/>
+    <w:bookmarkStart w:id="38" w:name="prévenir-le-demandeur"/>
     <w:p>
       <w:pPr>
         <w:pStyle w:val="Heading3"/>
@@ -2514,8 +2775,8 @@
         <w:t xml:space="preserve">: rien ne part automatiquement à chaque transition, parce que toutes les étapes ne méritent pas un message.</w:t>
       </w:r>
     </w:p>
-    <w:bookmarkEnd w:id="35"/>
-    <w:bookmarkStart w:id="36" w:name="les-coûts"/>
+    <w:bookmarkEnd w:id="38"/>
+    <w:bookmarkStart w:id="39" w:name="les-coûts"/>
     <w:p>
       <w:pPr>
         <w:pStyle w:val="Heading3"/>
@@ -2548,9 +2809,9 @@
         <w:t xml:space="preserve">est calculé selon le mode : en aérien, le transporteur facture le maximum entre le poids réel et le volume converti (1 m³ = 167 kg) ; en maritime groupé, 1 m³ = 1 tonne.</w:t>
       </w:r>
     </w:p>
-    <w:bookmarkEnd w:id="36"/>
-    <w:bookmarkEnd w:id="37"/>
-    <w:bookmarkStart w:id="38" w:name="ce-que-voit-le-client"/>
+    <w:bookmarkEnd w:id="39"/>
+    <w:bookmarkEnd w:id="40"/>
+    <w:bookmarkStart w:id="41" w:name="ce-que-voit-le-client"/>
     <w:p>
       <w:pPr>
         <w:pStyle w:val="Heading2"/>
@@ -2591,8 +2852,8 @@
         <w:t xml:space="preserve">Le client ne voit ni les coûts internes, ni les notes de l'équipe, ni les offres écartées.</w:t>
       </w:r>
     </w:p>
-    <w:bookmarkEnd w:id="38"/>
-    <w:bookmarkStart w:id="42" w:name="scénarios-pratiques"/>
+    <w:bookmarkEnd w:id="41"/>
+    <w:bookmarkStart w:id="46" w:name="scénarios-pratiques"/>
     <w:p>
       <w:pPr>
         <w:pStyle w:val="Heading2"/>
@@ -2601,7 +2862,7 @@
         <w:t xml:space="preserve">Scénarios pratiques</w:t>
       </w:r>
     </w:p>
-    <w:bookmarkStart w:id="39" w:name="pièce-rare-pour-un-véhicule-immobilisé"/>
+    <w:bookmarkStart w:id="42" w:name="pièce-rare-pour-un-véhicule-immobilisé"/>
     <w:p>
       <w:pPr>
         <w:pStyle w:val="Heading3"/>
@@ -2615,7 +2876,7 @@
         <w:pStyle w:val="Compact"/>
         <w:numPr>
           <w:ilvl w:val="0"/>
-          <w:numId w:val="1008"/>
+          <w:numId w:val="1009"/>
         </w:numPr>
       </w:pPr>
       <w:r>
@@ -2643,43 +2904,59 @@
         <w:pStyle w:val="Compact"/>
         <w:numPr>
           <w:ilvl w:val="0"/>
-          <w:numId w:val="1008"/>
-        </w:numPr>
-      </w:pPr>
-      <w:r>
-        <w:t xml:space="preserve">Lancez la recherche, attendez une minute.</w:t>
-      </w:r>
-    </w:p>
-    <w:p>
-      <w:pPr>
-        <w:pStyle w:val="Compact"/>
-        <w:numPr>
-          <w:ilvl w:val="0"/>
-          <w:numId w:val="1008"/>
-        </w:numPr>
-      </w:pPr>
-      <w:r>
-        <w:t xml:space="preserve">Retenez 2 ou 3 offres crédibles (référence OEM identique, vendeur avec un historique).</w:t>
-      </w:r>
-    </w:p>
-    <w:p>
-      <w:pPr>
-        <w:pStyle w:val="Compact"/>
-        <w:numPr>
-          <w:ilvl w:val="0"/>
-          <w:numId w:val="1008"/>
-        </w:numPr>
-      </w:pPr>
-      <w:r>
-        <w:t xml:space="preserve">Appelez-les, obtenez les prix fermes, corrigez-les sur les offres.</w:t>
-      </w:r>
-    </w:p>
-    <w:p>
-      <w:pPr>
-        <w:pStyle w:val="Compact"/>
-        <w:numPr>
-          <w:ilvl w:val="0"/>
-          <w:numId w:val="1008"/>
+          <w:numId w:val="1009"/>
+        </w:numPr>
+      </w:pPr>
+      <w:r>
+        <w:t xml:space="preserve">Ouvrez le dossier depuis la demande.</w:t>
+      </w:r>
+    </w:p>
+    <w:p>
+      <w:pPr>
+        <w:pStyle w:val="Compact"/>
+        <w:numPr>
+          <w:ilvl w:val="0"/>
+          <w:numId w:val="1009"/>
+        </w:numPr>
+      </w:pPr>
+      <w:r>
+        <w:t xml:space="preserve">Cherchez sur vos sites habituels. Pour chaque annonce crédible (référence OEM identique, vendeur avec un historique), cliquez</w:t>
+      </w:r>
+      <w:r>
+        <w:t xml:space="preserve"> </w:t>
+      </w:r>
+      <w:r>
+        <w:rPr>
+          <w:b/>
+          <w:bCs/>
+        </w:rPr>
+        <w:t xml:space="preserve">« Ajouter une offre »</w:t>
+      </w:r>
+      <w:r>
+        <w:t xml:space="preserve"> </w:t>
+      </w:r>
+      <w:r>
+        <w:t xml:space="preserve">et collez le lien, le prix affiché et sa devise. Trois ou quatre offres suffisent.</w:t>
+      </w:r>
+    </w:p>
+    <w:p>
+      <w:pPr>
+        <w:pStyle w:val="Compact"/>
+        <w:numPr>
+          <w:ilvl w:val="0"/>
+          <w:numId w:val="1009"/>
+        </w:numPr>
+      </w:pPr>
+      <w:r>
+        <w:t xml:space="preserve">Appelez les vendeurs, obtenez les prix fermes, corrigez-les sur les offres et cochez « prix confirmé ».</w:t>
+      </w:r>
+    </w:p>
+    <w:p>
+      <w:pPr>
+        <w:pStyle w:val="Compact"/>
+        <w:numPr>
+          <w:ilvl w:val="0"/>
+          <w:numId w:val="1009"/>
         </w:numPr>
       </w:pPr>
       <w:r>
@@ -2691,20 +2968,96 @@
         <w:pStyle w:val="Compact"/>
         <w:numPr>
           <w:ilvl w:val="0"/>
-          <w:numId w:val="1008"/>
+          <w:numId w:val="1009"/>
         </w:numPr>
       </w:pPr>
       <w:r>
         <w:t xml:space="preserve">Créez le BC, créez l'expédition, envoyez le lien de suivi.</w:t>
       </w:r>
     </w:p>
-    <w:bookmarkEnd w:id="39"/>
-    <w:bookmarkStart w:id="40" w:name="aucune-offre-avec-prix"/>
+    <w:bookmarkEnd w:id="42"/>
+    <w:bookmarkStart w:id="43" w:name="le-client-vous-envoie-lui-même-un-lien"/>
     <w:p>
       <w:pPr>
         <w:pStyle w:val="Heading3"/>
       </w:pPr>
       <w:r>
+        <w:t xml:space="preserve">Le client vous envoie lui-même un lien</w:t>
+      </w:r>
+    </w:p>
+    <w:p>
+      <w:pPr>
+        <w:pStyle w:val="FirstParagraph"/>
+      </w:pPr>
+      <w:r>
+        <w:t xml:space="preserve">Cas fréquent : le propriétaire a repéré une annonce et demande ce qu'elle donne, rendue à Abidjan.</w:t>
+      </w:r>
+    </w:p>
+    <w:p>
+      <w:pPr>
+        <w:pStyle w:val="Compact"/>
+        <w:numPr>
+          <w:ilvl w:val="0"/>
+          <w:numId w:val="1010"/>
+        </w:numPr>
+      </w:pPr>
+      <w:r>
+        <w:t xml:space="preserve">Ouvrez le dossier de sa demande (ou créez-le).</w:t>
+      </w:r>
+    </w:p>
+    <w:p>
+      <w:pPr>
+        <w:pStyle w:val="Compact"/>
+        <w:numPr>
+          <w:ilvl w:val="0"/>
+          <w:numId w:val="1010"/>
+        </w:numPr>
+      </w:pPr>
+      <w:r>
+        <w:rPr>
+          <w:b/>
+          <w:bCs/>
+        </w:rPr>
+        <w:t xml:space="preserve">« Ajouter une offre »</w:t>
+      </w:r>
+      <w:r>
+        <w:t xml:space="preserve"> </w:t>
+      </w:r>
+      <w:r>
+        <w:t xml:space="preserve">→ collez son lien, le prix et la devise affichés.</w:t>
+      </w:r>
+    </w:p>
+    <w:p>
+      <w:pPr>
+        <w:pStyle w:val="Compact"/>
+        <w:numPr>
+          <w:ilvl w:val="0"/>
+          <w:numId w:val="1010"/>
+        </w:numPr>
+      </w:pPr>
+      <w:r>
+        <w:t xml:space="preserve">La matrice répond immédiatement : prix pièce, fret, douane, livraison, immobilisation, total. C'est la réponse à sa question, et elle est chiffrée.</w:t>
+      </w:r>
+    </w:p>
+    <w:p>
+      <w:pPr>
+        <w:pStyle w:val="Compact"/>
+        <w:numPr>
+          <w:ilvl w:val="0"/>
+          <w:numId w:val="1010"/>
+        </w:numPr>
+      </w:pPr>
+      <w:r>
+        <w:t xml:space="preserve">Saisissez à côté une ou deux offres de votre côté : la comparaison montre au client s'il avait trouvé la bonne affaire — ou pas.</w:t>
+      </w:r>
+    </w:p>
+    <w:bookmarkEnd w:id="43"/>
+    <w:bookmarkStart w:id="44" w:name="aucune-offre-avec-prix"/>
+    <w:p>
+      <w:pPr>
+        <w:pStyle w:val="Heading3"/>
+      </w:pPr>
+      <w:r>
         <w:t xml:space="preserve">Aucune offre avec prix</w:t>
       </w:r>
     </w:p>
@@ -2721,19 +3074,19 @@
         <w:pStyle w:val="Compact"/>
         <w:numPr>
           <w:ilvl w:val="0"/>
-          <w:numId w:val="1009"/>
-        </w:numPr>
-      </w:pPr>
-      <w:r>
-        <w:t xml:space="preserve">Repérez les offres dont la référence correspond exactement.</w:t>
-      </w:r>
-    </w:p>
-    <w:p>
-      <w:pPr>
-        <w:pStyle w:val="Compact"/>
-        <w:numPr>
-          <w:ilvl w:val="0"/>
-          <w:numId w:val="1009"/>
+          <w:numId w:val="1011"/>
+        </w:numPr>
+      </w:pPr>
+      <w:r>
+        <w:t xml:space="preserve">Saisissez quand même les offres, sans prix : la piste est enregistrée, avec son lien et son contact.</w:t>
+      </w:r>
+    </w:p>
+    <w:p>
+      <w:pPr>
+        <w:pStyle w:val="Compact"/>
+        <w:numPr>
+          <w:ilvl w:val="0"/>
+          <w:numId w:val="1011"/>
         </w:numPr>
       </w:pPr>
       <w:r>
@@ -2761,7 +3114,7 @@
         <w:pStyle w:val="Compact"/>
         <w:numPr>
           <w:ilvl w:val="0"/>
-          <w:numId w:val="1009"/>
+          <w:numId w:val="1011"/>
         </w:numPr>
       </w:pPr>
       <w:r>
@@ -2773,15 +3126,15 @@
         <w:pStyle w:val="Compact"/>
         <w:numPr>
           <w:ilvl w:val="0"/>
-          <w:numId w:val="1009"/>
+          <w:numId w:val="1011"/>
         </w:numPr>
       </w:pPr>
       <w:r>
         <w:t xml:space="preserve">La matrice devient exploitable dès le premier prix confirmé.</w:t>
       </w:r>
     </w:p>
-    <w:bookmarkEnd w:id="40"/>
-    <w:bookmarkStart w:id="41" w:name="Xfddf61c228d87bd247498bad45d2ada4c3694c5"/>
+    <w:bookmarkEnd w:id="44"/>
+    <w:bookmarkStart w:id="45" w:name="Xfddf61c228d87bd247498bad45d2ada4c3694c5"/>
     <w:p>
       <w:pPr>
         <w:pStyle w:val="Heading3"/>
@@ -2814,14 +3167,349 @@
         <w:t xml:space="preserve">sur les offres concernées et comparez — c'est le seul cas où l'économie à l'achat se retrouve vraiment au total.</w:t>
       </w:r>
     </w:p>
-    <w:bookmarkEnd w:id="41"/>
-    <w:bookmarkEnd w:id="42"/>
-    <w:bookmarkStart w:id="43" w:name="bonnes-pratiques"/>
+    <w:bookmarkEnd w:id="45"/>
+    <w:bookmarkEnd w:id="46"/>
+    <w:bookmarkStart w:id="47" w:name="la-recherche-automatique-complément"/>
     <w:p>
       <w:pPr>
         <w:pStyle w:val="Heading2"/>
       </w:pPr>
       <w:r>
+        <w:t xml:space="preserve">La recherche automatique (complément)</w:t>
+      </w:r>
+    </w:p>
+    <w:p>
+      <w:pPr>
+        <w:pStyle w:val="FirstParagraph"/>
+      </w:pPr>
+      <w:r>
+        <w:t xml:space="preserve">En plus de la saisie manuelle, le bloc « Sourcing » d'une demande propose</w:t>
+      </w:r>
+      <w:r>
+        <w:t xml:space="preserve"> </w:t>
+      </w:r>
+      <w:r>
+        <w:rPr>
+          <w:b/>
+          <w:bCs/>
+        </w:rPr>
+        <w:t xml:space="preserve">« Lancer une recherche automatique »</w:t>
+      </w:r>
+      <w:r>
+        <w:t xml:space="preserve">. Un assistant explore alors les marketplaces internationales, les distributeurs régionaux et les exportateurs, et remonte les offres qu'il trouve dans un dossier séparé, marqué</w:t>
+      </w:r>
+      <w:r>
+        <w:t xml:space="preserve"> </w:t>
+      </w:r>
+      <w:r>
+        <w:rPr>
+          <w:b/>
+          <w:bCs/>
+        </w:rPr>
+        <w:t xml:space="preserve">Recherche automatique</w:t>
+      </w:r>
+      <w:r>
+        <w:t xml:space="preserve">.</w:t>
+      </w:r>
+    </w:p>
+    <w:p>
+      <w:pPr>
+        <w:pStyle w:val="BodyText"/>
+      </w:pPr>
+      <w:r>
+        <w:rPr>
+          <w:b/>
+          <w:bCs/>
+        </w:rPr>
+        <w:t xml:space="preserve">Ce n'est pas le chemin normal</w:t>
+      </w:r>
+      <w:r>
+        <w:t xml:space="preserve">, pour trois raisons :</w:t>
+      </w:r>
+    </w:p>
+    <w:p>
+      <w:pPr>
+        <w:pStyle w:val="Compact"/>
+        <w:numPr>
+          <w:ilvl w:val="0"/>
+          <w:numId w:val="1012"/>
+        </w:numPr>
+      </w:pPr>
+      <w:r>
+        <w:t xml:space="preserve">chaque recherche a un coût réel (un appel modèle et jusqu'à douze recherches web) ;</w:t>
+      </w:r>
+    </w:p>
+    <w:p>
+      <w:pPr>
+        <w:pStyle w:val="Compact"/>
+        <w:numPr>
+          <w:ilvl w:val="0"/>
+          <w:numId w:val="1012"/>
+        </w:numPr>
+      </w:pPr>
+      <w:r>
+        <w:t xml:space="preserve">l'assistant rapporte ce qu'il lit, sans juger de la fiabilité du vendeur ni de la compatibilité réelle de la pièce ;</w:t>
+      </w:r>
+    </w:p>
+    <w:p>
+      <w:pPr>
+        <w:pStyle w:val="Compact"/>
+        <w:numPr>
+          <w:ilvl w:val="0"/>
+          <w:numId w:val="1012"/>
+        </w:numPr>
+      </w:pPr>
+      <w:r>
+        <w:t xml:space="preserve">une bonne part des marketplaces bloque la lecture automatique, ce qui donne des dossiers vides ou des offres sans prix.</w:t>
+      </w:r>
+    </w:p>
+    <w:p>
+      <w:pPr>
+        <w:pStyle w:val="FirstParagraph"/>
+      </w:pPr>
+      <w:r>
+        <w:t xml:space="preserve">Réservez-la aux cas où vous</w:t>
+      </w:r>
+      <w:r>
+        <w:t xml:space="preserve"> </w:t>
+      </w:r>
+      <w:r>
+        <w:rPr>
+          <w:b/>
+          <w:bCs/>
+        </w:rPr>
+        <w:t xml:space="preserve">ne trouvez rien</w:t>
+      </w:r>
+      <w:r>
+        <w:t xml:space="preserve"> </w:t>
+      </w:r>
+      <w:r>
+        <w:t xml:space="preserve">par vous-même : référence obscure, pièce de véhicule rare, marché que vous ne connaissez pas.</w:t>
+      </w:r>
+    </w:p>
+    <w:p>
+      <w:pPr>
+        <w:pStyle w:val="BodyText"/>
+      </w:pPr>
+      <w:r>
+        <w:t xml:space="preserve">La recherche prend</w:t>
+      </w:r>
+      <w:r>
+        <w:t xml:space="preserve"> </w:t>
+      </w:r>
+      <w:r>
+        <w:rPr>
+          <w:b/>
+          <w:bCs/>
+        </w:rPr>
+        <w:t xml:space="preserve">30 à 90 secondes</w:t>
+      </w:r>
+      <w:r>
+        <w:t xml:space="preserve"> </w:t>
+      </w:r>
+      <w:r>
+        <w:t xml:space="preserve">et tourne en arrière-plan : vous pouvez fermer la page. Le bloc se rafraîchit tout seul et affiche l'état :</w:t>
+      </w:r>
+    </w:p>
+    <w:tbl>
+      <w:tblPr>
+        <w:tblStyle w:val="Table"/>
+        <w:tblW w:type="auto" w:w="0"/>
+        <w:tblLook w:firstRow="1" w:lastRow="0" w:firstColumn="0" w:lastColumn="0" w:noHBand="0" w:noVBand="0" w:val="0020"/>
+      </w:tblPr>
+      <w:tblGrid>
+        <w:gridCol w:w="3960"/>
+        <w:gridCol w:w="3960"/>
+      </w:tblGrid>
+      <w:tr>
+        <w:trPr>
+          <w:tblHeader w:val="on"/>
+        </w:trPr>
+        <w:tc>
+          <w:tcPr/>
+          <w:p>
+            <w:pPr>
+              <w:pStyle w:val="Compact"/>
+            </w:pPr>
+            <w:r>
+              <w:t xml:space="preserve">Pastille</w:t>
+            </w:r>
+          </w:p>
+        </w:tc>
+        <w:tc>
+          <w:tcPr/>
+          <w:p>
+            <w:pPr>
+              <w:pStyle w:val="Compact"/>
+            </w:pPr>
+            <w:r>
+              <w:t xml:space="preserve">Signification</w:t>
+            </w:r>
+          </w:p>
+        </w:tc>
+      </w:tr>
+      <w:tr>
+        <w:tc>
+          <w:tcPr/>
+          <w:p>
+            <w:pPr>
+              <w:pStyle w:val="Compact"/>
+            </w:pPr>
+            <w:r>
+              <w:rPr>
+                <w:b/>
+                <w:bCs/>
+              </w:rPr>
+              <w:t xml:space="preserve">En attente</w:t>
+            </w:r>
+          </w:p>
+        </w:tc>
+        <w:tc>
+          <w:tcPr/>
+          <w:p>
+            <w:pPr>
+              <w:pStyle w:val="Compact"/>
+            </w:pPr>
+            <w:r>
+              <w:t xml:space="preserve">La recherche est dans la file, elle va démarrer</w:t>
+            </w:r>
+          </w:p>
+        </w:tc>
+      </w:tr>
+      <w:tr>
+        <w:tc>
+          <w:tcPr/>
+          <w:p>
+            <w:pPr>
+              <w:pStyle w:val="Compact"/>
+            </w:pPr>
+            <w:r>
+              <w:rPr>
+                <w:b/>
+                <w:bCs/>
+              </w:rPr>
+              <w:t xml:space="preserve">Recherche en cours</w:t>
+            </w:r>
+          </w:p>
+        </w:tc>
+        <w:tc>
+          <w:tcPr/>
+          <w:p>
+            <w:pPr>
+              <w:pStyle w:val="Compact"/>
+            </w:pPr>
+            <w:r>
+              <w:t xml:space="preserve">L'assistant explore les sites de vente</w:t>
+            </w:r>
+          </w:p>
+        </w:tc>
+      </w:tr>
+      <w:tr>
+        <w:tc>
+          <w:tcPr/>
+          <w:p>
+            <w:pPr>
+              <w:pStyle w:val="Compact"/>
+            </w:pPr>
+            <w:r>
+              <w:rPr>
+                <w:b/>
+                <w:bCs/>
+              </w:rPr>
+              <w:t xml:space="preserve">Terminée</w:t>
+            </w:r>
+          </w:p>
+        </w:tc>
+        <w:tc>
+          <w:tcPr/>
+          <w:p>
+            <w:pPr>
+              <w:pStyle w:val="Compact"/>
+            </w:pPr>
+            <w:r>
+              <w:t xml:space="preserve">Les offres sont disponibles — cliquez pour les voir</w:t>
+            </w:r>
+          </w:p>
+        </w:tc>
+      </w:tr>
+      <w:tr>
+        <w:tc>
+          <w:tcPr/>
+          <w:p>
+            <w:pPr>
+              <w:pStyle w:val="Compact"/>
+            </w:pPr>
+            <w:r>
+              <w:rPr>
+                <w:b/>
+                <w:bCs/>
+              </w:rPr>
+              <w:t xml:space="preserve">Échec</w:t>
+            </w:r>
+          </w:p>
+        </w:tc>
+        <w:tc>
+          <w:tcPr/>
+          <w:p>
+            <w:pPr>
+              <w:pStyle w:val="Compact"/>
+            </w:pPr>
+            <w:r>
+              <w:t xml:space="preserve">Rien n'a pu être trouvé, la raison est affichée sous la pastille</w:t>
+            </w:r>
+          </w:p>
+        </w:tc>
+      </w:tr>
+    </w:tbl>
+    <w:p>
+      <w:pPr>
+        <w:pStyle w:val="BodyText"/>
+      </w:pPr>
+      <w:r>
+        <w:rPr>
+          <w:b/>
+          <w:bCs/>
+        </w:rPr>
+        <w:t xml:space="preserve">Une seule recherche automatique à la fois par demande</w:t>
+      </w:r>
+      <w:r>
+        <w:t xml:space="preserve"> </w:t>
+      </w:r>
+      <w:r>
+        <w:t xml:space="preserve">: relancer ne donnerait pas de meilleurs résultats, et coûterait deux fois. Les dossiers manuels, eux, ne sont jamais bloqués — vous pouvez continuer à saisir pendant qu'une recherche tourne.</w:t>
+      </w:r>
+    </w:p>
+    <w:p>
+      <w:pPr>
+        <w:pStyle w:val="BodyText"/>
+      </w:pPr>
+      <w:r>
+        <w:t xml:space="preserve">Les offres rapportées se traitent</w:t>
+      </w:r>
+      <w:r>
+        <w:t xml:space="preserve"> </w:t>
+      </w:r>
+      <w:r>
+        <w:rPr>
+          <w:b/>
+          <w:bCs/>
+        </w:rPr>
+        <w:t xml:space="preserve">exactement comme les autres</w:t>
+      </w:r>
+      <w:r>
+        <w:t xml:space="preserve"> </w:t>
+      </w:r>
+      <w:r>
+        <w:t xml:space="preserve">: ouvrez toujours le lien avant de retenir une offre, et confirmez le prix auprès du vendeur avant de commander. Un échec de recherche n'est pas retenté automatiquement : un nouvel essai consommerait des recherches facturées sur une requête déjà connue pour échouer, et créerait des offres en double.</w:t>
+      </w:r>
+    </w:p>
+    <w:bookmarkEnd w:id="47"/>
+    <w:bookmarkStart w:id="48" w:name="bonnes-pratiques"/>
+    <w:p>
+      <w:pPr>
+        <w:pStyle w:val="Heading2"/>
+      </w:pPr>
+      <w:r>
         <w:t xml:space="preserve">Bonnes pratiques</w:t>
       </w:r>
     </w:p>
@@ -2830,29 +3518,51 @@
         <w:pStyle w:val="Compact"/>
         <w:numPr>
           <w:ilvl w:val="0"/>
-          <w:numId w:val="1010"/>
-        </w:numPr>
-      </w:pPr>
-      <w:r>
-        <w:rPr>
-          <w:b/>
-          <w:bCs/>
-        </w:rPr>
-        <w:t xml:space="preserve">Ouvrez toujours le lien de l'annonce</w:t>
-      </w:r>
-      <w:r>
-        <w:t xml:space="preserve"> </w:t>
-      </w:r>
-      <w:r>
-        <w:t xml:space="preserve">avant de retenir une offre. L'assistant rapporte ce qu'il lit ; il ne garantit pas que la pièce est la bonne.</w:t>
-      </w:r>
-    </w:p>
-    <w:p>
-      <w:pPr>
-        <w:pStyle w:val="Compact"/>
-        <w:numPr>
-          <w:ilvl w:val="0"/>
-          <w:numId w:val="1010"/>
+          <w:numId w:val="1013"/>
+        </w:numPr>
+      </w:pPr>
+      <w:r>
+        <w:rPr>
+          <w:b/>
+          <w:bCs/>
+        </w:rPr>
+        <w:t xml:space="preserve">Saisissez au fil de l'eau.</w:t>
+      </w:r>
+      <w:r>
+        <w:t xml:space="preserve"> </w:t>
+      </w:r>
+      <w:r>
+        <w:t xml:space="preserve">Une annonce vue et non saisie est une annonce perdue : l'onglet se ferme, le lien disparaît, et personne d'autre dans l'équipe n'y aura accès.</w:t>
+      </w:r>
+    </w:p>
+    <w:p>
+      <w:pPr>
+        <w:pStyle w:val="Compact"/>
+        <w:numPr>
+          <w:ilvl w:val="0"/>
+          <w:numId w:val="1013"/>
+        </w:numPr>
+      </w:pPr>
+      <w:r>
+        <w:rPr>
+          <w:b/>
+          <w:bCs/>
+        </w:rPr>
+        <w:t xml:space="preserve">Trois à cinq offres suffisent.</w:t>
+      </w:r>
+      <w:r>
+        <w:t xml:space="preserve"> </w:t>
+      </w:r>
+      <w:r>
+        <w:t xml:space="preserve">Au-delà, on compare pour comparer. En dessous de trois, la matrice n'arbitre rien.</w:t>
+      </w:r>
+    </w:p>
+    <w:p>
+      <w:pPr>
+        <w:pStyle w:val="Compact"/>
+        <w:numPr>
+          <w:ilvl w:val="0"/>
+          <w:numId w:val="1013"/>
         </w:numPr>
       </w:pPr>
       <w:r>
@@ -2874,7 +3584,7 @@
         <w:pStyle w:val="Compact"/>
         <w:numPr>
           <w:ilvl w:val="0"/>
-          <w:numId w:val="1010"/>
+          <w:numId w:val="1013"/>
         </w:numPr>
       </w:pPr>
       <w:r>
@@ -2896,29 +3606,51 @@
         <w:pStyle w:val="Compact"/>
         <w:numPr>
           <w:ilvl w:val="0"/>
-          <w:numId w:val="1010"/>
-        </w:numPr>
-      </w:pPr>
-      <w:r>
-        <w:rPr>
-          <w:b/>
-          <w:bCs/>
-        </w:rPr>
-        <w:t xml:space="preserve">Une recherche par demande.</w:t>
-      </w:r>
-      <w:r>
-        <w:t xml:space="preserve"> </w:t>
-      </w:r>
-      <w:r>
-        <w:t xml:space="preserve">Si les résultats sont mauvais, le problème est en amont : précisez la référence OEM ou le modèle du véhicule sur la cotation.</w:t>
-      </w:r>
-    </w:p>
-    <w:p>
-      <w:pPr>
-        <w:pStyle w:val="Compact"/>
-        <w:numPr>
-          <w:ilvl w:val="0"/>
-          <w:numId w:val="1010"/>
+          <w:numId w:val="1013"/>
+        </w:numPr>
+      </w:pPr>
+      <w:r>
+        <w:rPr>
+          <w:b/>
+          <w:bCs/>
+        </w:rPr>
+        <w:t xml:space="preserve">Ne cochez « prix confirmé » que si vous avez eu le vendeur.</w:t>
+      </w:r>
+      <w:r>
+        <w:t xml:space="preserve"> </w:t>
+      </w:r>
+      <w:r>
+        <w:t xml:space="preserve">C'est la case qui engage Pièces vis-à-vis du client.</w:t>
+      </w:r>
+    </w:p>
+    <w:p>
+      <w:pPr>
+        <w:pStyle w:val="Compact"/>
+        <w:numPr>
+          <w:ilvl w:val="0"/>
+          <w:numId w:val="1013"/>
+        </w:numPr>
+      </w:pPr>
+      <w:r>
+        <w:rPr>
+          <w:b/>
+          <w:bCs/>
+        </w:rPr>
+        <w:t xml:space="preserve">Écartez plutôt que supprimer.</w:t>
+      </w:r>
+      <w:r>
+        <w:t xml:space="preserve"> </w:t>
+      </w:r>
+      <w:r>
+        <w:t xml:space="preserve">Savoir pourquoi une piste a été abandonnée a de la valeur le mois suivant.</w:t>
+      </w:r>
+    </w:p>
+    <w:p>
+      <w:pPr>
+        <w:pStyle w:val="Compact"/>
+        <w:numPr>
+          <w:ilvl w:val="0"/>
+          <w:numId w:val="1013"/>
         </w:numPr>
       </w:pPr>
       <w:r>
@@ -2940,7 +3672,7 @@
         <w:pStyle w:val="Compact"/>
         <w:numPr>
           <w:ilvl w:val="0"/>
-          <w:numId w:val="1010"/>
+          <w:numId w:val="1013"/>
         </w:numPr>
       </w:pPr>
       <w:r>
@@ -2962,7 +3694,7 @@
         <w:pStyle w:val="Compact"/>
         <w:numPr>
           <w:ilvl w:val="0"/>
-          <w:numId w:val="1010"/>
+          <w:numId w:val="1013"/>
         </w:numPr>
       </w:pPr>
       <w:r>
@@ -2979,8 +3711,8 @@
         <w:t xml:space="preserve">(départ, dédouanement, livraison), pas à chacune.</w:t>
       </w:r>
     </w:p>
-    <w:bookmarkEnd w:id="43"/>
-    <w:bookmarkStart w:id="44" w:name="limites-connues"/>
+    <w:bookmarkEnd w:id="48"/>
+    <w:bookmarkStart w:id="49" w:name="limites-connues"/>
     <w:p>
       <w:pPr>
         <w:pStyle w:val="Heading2"/>
@@ -2994,7 +3726,7 @@
         <w:pStyle w:val="Compact"/>
         <w:numPr>
           <w:ilvl w:val="0"/>
-          <w:numId w:val="1011"/>
+          <w:numId w:val="1014"/>
         </w:numPr>
       </w:pPr>
       <w:r>
@@ -3008,15 +3740,37 @@
         <w:t xml:space="preserve"> </w:t>
       </w:r>
       <w:r>
-        <w:t xml:space="preserve">L'assistant lit des pages web publiques ; les prix peuvent être périmés, hors taxes, ou hors port. La confirmation ops n'est pas une formalité, c'est le cœur du métier.</w:t>
-      </w:r>
-    </w:p>
-    <w:p>
-      <w:pPr>
-        <w:pStyle w:val="Compact"/>
-        <w:numPr>
-          <w:ilvl w:val="0"/>
-          <w:numId w:val="1011"/>
+        <w:t xml:space="preserve">Un prix lu sur une page publique peut être périmé, hors taxes, ou hors port. La confirmation auprès du vendeur n'est pas une formalité, c'est le cœur du métier.</w:t>
+      </w:r>
+    </w:p>
+    <w:p>
+      <w:pPr>
+        <w:pStyle w:val="Compact"/>
+        <w:numPr>
+          <w:ilvl w:val="0"/>
+          <w:numId w:val="1014"/>
+        </w:numPr>
+      </w:pPr>
+      <w:r>
+        <w:rPr>
+          <w:b/>
+          <w:bCs/>
+        </w:rPr>
+        <w:t xml:space="preserve">Pas d'évaluation automatique d'un lien.</w:t>
+      </w:r>
+      <w:r>
+        <w:t xml:space="preserve"> </w:t>
+      </w:r>
+      <w:r>
+        <w:t xml:space="preserve">Coller une URL ne remplit pas le formulaire à votre place : vous lisez la page et saisissez ce qu'elle indique. C'est plus sûr — et la plupart des marketplaces bloquent de toute façon la lecture automatique.</w:t>
+      </w:r>
+    </w:p>
+    <w:p>
+      <w:pPr>
+        <w:pStyle w:val="Compact"/>
+        <w:numPr>
+          <w:ilvl w:val="0"/>
+          <w:numId w:val="1014"/>
         </w:numPr>
       </w:pPr>
       <w:r>
@@ -3054,7 +3808,7 @@
         <w:pStyle w:val="Compact"/>
         <w:numPr>
           <w:ilvl w:val="0"/>
-          <w:numId w:val="1011"/>
+          <w:numId w:val="1014"/>
         </w:numPr>
       </w:pPr>
       <w:r>
@@ -3092,7 +3846,7 @@
         <w:pStyle w:val="Compact"/>
         <w:numPr>
           <w:ilvl w:val="0"/>
-          <w:numId w:val="1011"/>
+          <w:numId w:val="1014"/>
         </w:numPr>
       </w:pPr>
       <w:r>
@@ -3114,29 +3868,7 @@
         <w:pStyle w:val="Compact"/>
         <w:numPr>
           <w:ilvl w:val="0"/>
-          <w:numId w:val="1011"/>
-        </w:numPr>
-      </w:pPr>
-      <w:r>
-        <w:rPr>
-          <w:b/>
-          <w:bCs/>
-        </w:rPr>
-        <w:t xml:space="preserve">Pas de relance automatique.</w:t>
-      </w:r>
-      <w:r>
-        <w:t xml:space="preserve"> </w:t>
-      </w:r>
-      <w:r>
-        <w:t xml:space="preserve">Une recherche en échec n'est pas retentée : c'est volontaire, un retry consommerait des recherches facturées sur une requête déjà connue pour échouer, et créerait des offres en double.</w:t>
-      </w:r>
-    </w:p>
-    <w:p>
-      <w:pPr>
-        <w:pStyle w:val="Compact"/>
-        <w:numPr>
-          <w:ilvl w:val="0"/>
-          <w:numId w:val="1011"/>
+          <w:numId w:val="1014"/>
         </w:numPr>
       </w:pPr>
       <w:r>
@@ -3158,21 +3890,21 @@
         <w:pStyle w:val="Compact"/>
         <w:numPr>
           <w:ilvl w:val="0"/>
-          <w:numId w:val="1011"/>
-        </w:numPr>
-      </w:pPr>
-      <w:r>
-        <w:rPr>
-          <w:b/>
-          <w:bCs/>
-        </w:rPr>
-        <w:t xml:space="preserve">Recherche liée à une demande.</w:t>
-      </w:r>
-      <w:r>
-        <w:t xml:space="preserve"> </w:t>
-      </w:r>
-      <w:r>
-        <w:t xml:space="preserve">Il n'est pas prévu de lancer une recherche exploratoire sans besoin client rattaché.</w:t>
+          <w:numId w:val="1014"/>
+        </w:numPr>
+      </w:pPr>
+      <w:r>
+        <w:rPr>
+          <w:b/>
+          <w:bCs/>
+        </w:rPr>
+        <w:t xml:space="preserve">Dossier lié à une demande.</w:t>
+      </w:r>
+      <w:r>
+        <w:t xml:space="preserve"> </w:t>
+      </w:r>
+      <w:r>
+        <w:t xml:space="preserve">Il n'est pas prévu d'ouvrir un dossier exploratoire sans besoin client rattaché.</w:t>
       </w:r>
     </w:p>
     <w:p>
@@ -3246,8 +3978,8 @@
         <w:t xml:space="preserve">.</w:t>
       </w:r>
     </w:p>
-    <w:bookmarkEnd w:id="44"/>
-    <w:bookmarkEnd w:id="45"/>
+    <w:bookmarkEnd w:id="49"/>
+    <w:bookmarkEnd w:id="50"/>
     <w:sectPr/>
   </w:body>
 </w:document>
@@ -3588,6 +4320,9 @@
     <w:abstractNumId w:val="991"/>
   </w:num>
   <w:num w:numId="1006">
+    <w:abstractNumId w:val="991"/>
+  </w:num>
+  <w:num w:numId="1007">
     <w:abstractNumId w:val="99411"/>
     <w:lvlOverride w:ilvl="0">
       <w:startOverride w:val="1"/>
@@ -3617,38 +4352,8 @@
       <w:startOverride w:val="1"/>
     </w:lvlOverride>
   </w:num>
-  <w:num w:numId="1007">
+  <w:num w:numId="1008">
     <w:abstractNumId w:val="991"/>
-  </w:num>
-  <w:num w:numId="1008">
-    <w:abstractNumId w:val="99411"/>
-    <w:lvlOverride w:ilvl="0">
-      <w:startOverride w:val="1"/>
-    </w:lvlOverride>
-    <w:lvlOverride w:ilvl="1">
-      <w:startOverride w:val="1"/>
-    </w:lvlOverride>
-    <w:lvlOverride w:ilvl="2">
-      <w:startOverride w:val="1"/>
-    </w:lvlOverride>
-    <w:lvlOverride w:ilvl="3">
-      <w:startOverride w:val="1"/>
-    </w:lvlOverride>
-    <w:lvlOverride w:ilvl="4">
-      <w:startOverride w:val="1"/>
-    </w:lvlOverride>
-    <w:lvlOverride w:ilvl="5">
-      <w:startOverride w:val="1"/>
-    </w:lvlOverride>
-    <w:lvlOverride w:ilvl="6">
-      <w:startOverride w:val="1"/>
-    </w:lvlOverride>
-    <w:lvlOverride w:ilvl="7">
-      <w:startOverride w:val="1"/>
-    </w:lvlOverride>
-    <w:lvlOverride w:ilvl="8">
-      <w:startOverride w:val="1"/>
-    </w:lvlOverride>
   </w:num>
   <w:num w:numId="1009">
     <w:abstractNumId w:val="99411"/>
@@ -3681,9 +4386,72 @@
     </w:lvlOverride>
   </w:num>
   <w:num w:numId="1010">
+    <w:abstractNumId w:val="99411"/>
+    <w:lvlOverride w:ilvl="0">
+      <w:startOverride w:val="1"/>
+    </w:lvlOverride>
+    <w:lvlOverride w:ilvl="1">
+      <w:startOverride w:val="1"/>
+    </w:lvlOverride>
+    <w:lvlOverride w:ilvl="2">
+      <w:startOverride w:val="1"/>
+    </w:lvlOverride>
+    <w:lvlOverride w:ilvl="3">
+      <w:startOverride w:val="1"/>
+    </w:lvlOverride>
+    <w:lvlOverride w:ilvl="4">
+      <w:startOverride w:val="1"/>
+    </w:lvlOverride>
+    <w:lvlOverride w:ilvl="5">
+      <w:startOverride w:val="1"/>
+    </w:lvlOverride>
+    <w:lvlOverride w:ilvl="6">
+      <w:startOverride w:val="1"/>
+    </w:lvlOverride>
+    <w:lvlOverride w:ilvl="7">
+      <w:startOverride w:val="1"/>
+    </w:lvlOverride>
+    <w:lvlOverride w:ilvl="8">
+      <w:startOverride w:val="1"/>
+    </w:lvlOverride>
+  </w:num>
+  <w:num w:numId="1011">
+    <w:abstractNumId w:val="99411"/>
+    <w:lvlOverride w:ilvl="0">
+      <w:startOverride w:val="1"/>
+    </w:lvlOverride>
+    <w:lvlOverride w:ilvl="1">
+      <w:startOverride w:val="1"/>
+    </w:lvlOverride>
+    <w:lvlOverride w:ilvl="2">
+      <w:startOverride w:val="1"/>
+    </w:lvlOverride>
+    <w:lvlOverride w:ilvl="3">
+      <w:startOverride w:val="1"/>
+    </w:lvlOverride>
+    <w:lvlOverride w:ilvl="4">
+      <w:startOverride w:val="1"/>
+    </w:lvlOverride>
+    <w:lvlOverride w:ilvl="5">
+      <w:startOverride w:val="1"/>
+    </w:lvlOverride>
+    <w:lvlOverride w:ilvl="6">
+      <w:startOverride w:val="1"/>
+    </w:lvlOverride>
+    <w:lvlOverride w:ilvl="7">
+      <w:startOverride w:val="1"/>
+    </w:lvlOverride>
+    <w:lvlOverride w:ilvl="8">
+      <w:startOverride w:val="1"/>
+    </w:lvlOverride>
+  </w:num>
+  <w:num w:numId="1012">
     <w:abstractNumId w:val="991"/>
   </w:num>
-  <w:num w:numId="1011">
+  <w:num w:numId="1013">
+    <w:abstractNumId w:val="991"/>
+  </w:num>
+  <w:num w:numId="1014">
     <w:abstractNumId w:val="991"/>
   </w:num>
 </w:numbering>
